--- a/Text.docx
+++ b/Text.docx
@@ -8,6 +8,7 @@
         <w:jc w:val="center"/>
         <w:rPr>
           <w:color w:val="000000" w:themeColor="text1"/>
+          <w:lang w:val="en-US"/>
         </w:rPr>
       </w:pPr>
       <w:r>
@@ -128,10 +129,7 @@
         <w:spacing w:after="160"/>
       </w:pPr>
       <w:r>
-        <w:t>Р</w:t>
-      </w:r>
-      <w:r>
-        <w:t xml:space="preserve">абота посвящена изучению двух библиотек </w:t>
+        <w:t xml:space="preserve">Работа посвящена изучению двух библиотек </w:t>
       </w:r>
       <w:proofErr w:type="spellStart"/>
       <w:r>
@@ -171,19 +169,7 @@
       </w:r>
       <w:proofErr w:type="spellEnd"/>
       <w:r>
-        <w:t xml:space="preserve"> (D2L). Обе библиотеки решают одну задачу </w:t>
-      </w:r>
-      <w:r>
-        <w:t>-</w:t>
-      </w:r>
-      <w:r>
-        <w:t xml:space="preserve"> адаптацию большой языковой модели без дообучения </w:t>
-      </w:r>
-      <w:r>
-        <w:t>-</w:t>
-      </w:r>
-      <w:r>
-        <w:t xml:space="preserve"> но с принципиально разным входным сигналом и архитектурой.</w:t>
+        <w:t xml:space="preserve"> (D2L). Обе библиотеки решают одну задачу - адаптацию большой языковой модели без дообучения - но с принципиально разным входным сигналом и архитектурой.</w:t>
       </w:r>
     </w:p>
     <w:p>
@@ -199,6 +185,7 @@
           <w:bCs/>
           <w:sz w:val="32"/>
           <w:szCs w:val="32"/>
+          <w:lang w:val="en-US"/>
         </w:rPr>
       </w:pPr>
       <w:r>
@@ -207,8 +194,9 @@
           <w:bCs/>
           <w:sz w:val="32"/>
           <w:szCs w:val="32"/>
-        </w:rPr>
-        <w:t>2. Text-</w:t>
+          <w:lang w:val="en-US"/>
+        </w:rPr>
+        <w:t>2. Text-to-</w:t>
       </w:r>
       <w:proofErr w:type="spellStart"/>
       <w:r>
@@ -217,8 +205,9 @@
           <w:bCs/>
           <w:sz w:val="32"/>
           <w:szCs w:val="32"/>
-        </w:rPr>
-        <w:t>to</w:t>
+          <w:lang w:val="en-US"/>
+        </w:rPr>
+        <w:t>LoRA</w:t>
       </w:r>
       <w:proofErr w:type="spellEnd"/>
       <w:r>
@@ -227,20 +216,92 @@
           <w:bCs/>
           <w:sz w:val="32"/>
           <w:szCs w:val="32"/>
-        </w:rPr>
-        <w:t>-</w:t>
+          <w:lang w:val="en-US"/>
+        </w:rPr>
+        <w:t xml:space="preserve"> (T2L)</w:t>
+      </w:r>
+    </w:p>
+    <w:p>
+      <w:pPr>
+        <w:spacing w:after="160"/>
+        <w:rPr>
+          <w:lang w:val="en-US"/>
+        </w:rPr>
+      </w:pPr>
+      <w:r>
+        <w:t>Репозиторий</w:t>
+      </w:r>
+      <w:r>
+        <w:rPr>
+          <w:lang w:val="en-US"/>
+        </w:rPr>
+        <w:t>: github.com/</w:t>
       </w:r>
       <w:proofErr w:type="spellStart"/>
       <w:r>
+        <w:rPr>
+          <w:lang w:val="en-US"/>
+        </w:rPr>
+        <w:t>SakanaAI</w:t>
+      </w:r>
+      <w:proofErr w:type="spellEnd"/>
+      <w:r>
+        <w:rPr>
+          <w:lang w:val="en-US"/>
+        </w:rPr>
+        <w:t>/text-to-lora</w:t>
+      </w:r>
+    </w:p>
+    <w:p>
+      <w:pPr>
+        <w:spacing w:after="160"/>
+      </w:pPr>
+      <w:r>
+        <w:t>Статья</w:t>
+      </w:r>
+      <w:r>
+        <w:t xml:space="preserve">: </w:t>
+      </w:r>
+      <w:proofErr w:type="spellStart"/>
+      <w:r>
+        <w:rPr>
+          <w:lang w:val="en-US"/>
+        </w:rPr>
+        <w:t>arxiv</w:t>
+      </w:r>
+      <w:proofErr w:type="spellEnd"/>
+      <w:r>
+        <w:t>.</w:t>
+      </w:r>
+      <w:r>
+        <w:rPr>
+          <w:lang w:val="en-US"/>
+        </w:rPr>
+        <w:t>org</w:t>
+      </w:r>
+      <w:r>
+        <w:t>/</w:t>
+      </w:r>
+      <w:r>
+        <w:rPr>
+          <w:lang w:val="en-US"/>
+        </w:rPr>
+        <w:t>abs</w:t>
+      </w:r>
+      <w:r>
+        <w:t>/2506.06105</w:t>
+      </w:r>
+    </w:p>
+    <w:p>
+      <w:pPr>
+        <w:spacing w:after="160"/>
         <w:rPr>
           <w:b/>
           <w:bCs/>
           <w:sz w:val="32"/>
           <w:szCs w:val="32"/>
         </w:rPr>
-        <w:t>LoRA</w:t>
-      </w:r>
-      <w:proofErr w:type="spellEnd"/>
+      </w:pPr>
       <w:r>
         <w:rPr>
           <w:b/>
@@ -248,77 +309,25 @@
           <w:sz w:val="32"/>
           <w:szCs w:val="32"/>
         </w:rPr>
-        <w:t xml:space="preserve"> (T2L)</w:t>
-      </w:r>
-    </w:p>
-    <w:p>
-      <w:pPr>
-        <w:spacing w:after="160"/>
-        <w:rPr>
-          <w:lang w:val="en-US"/>
-        </w:rPr>
-      </w:pPr>
-      <w:r>
-        <w:t>Репозиторий</w:t>
-      </w:r>
-      <w:r>
-        <w:rPr>
-          <w:lang w:val="en-US"/>
-        </w:rPr>
-        <w:t>: github.com/</w:t>
-      </w:r>
-      <w:proofErr w:type="spellStart"/>
-      <w:r>
-        <w:rPr>
-          <w:lang w:val="en-US"/>
-        </w:rPr>
-        <w:t>SakanaAI</w:t>
-      </w:r>
-      <w:proofErr w:type="spellEnd"/>
-      <w:r>
-        <w:rPr>
-          <w:lang w:val="en-US"/>
-        </w:rPr>
-        <w:t>/text-to-lora</w:t>
-      </w:r>
-    </w:p>
-    <w:p>
-      <w:pPr>
-        <w:spacing w:after="160"/>
-        <w:rPr>
-          <w:lang w:val="en-US"/>
-        </w:rPr>
-      </w:pPr>
-      <w:r>
-        <w:t>Статья</w:t>
-      </w:r>
-      <w:r>
-        <w:rPr>
-          <w:lang w:val="en-US"/>
-        </w:rPr>
-        <w:t>: arxiv.org/abs/2506.06105</w:t>
-      </w:r>
-    </w:p>
-    <w:p>
-      <w:pPr>
-        <w:spacing w:after="160"/>
+        <w:t xml:space="preserve">2.1 </w:t>
+      </w:r>
+      <w:r>
         <w:rPr>
           <w:b/>
           <w:bCs/>
           <w:sz w:val="32"/>
           <w:szCs w:val="32"/>
-          <w:lang w:val="en-US"/>
-        </w:rPr>
-      </w:pPr>
+        </w:rPr>
+        <w:t>Концепция</w:t>
+      </w:r>
       <w:r>
         <w:rPr>
           <w:b/>
           <w:bCs/>
           <w:sz w:val="32"/>
           <w:szCs w:val="32"/>
-          <w:lang w:val="en-US"/>
-        </w:rPr>
-        <w:t xml:space="preserve">2.1 </w:t>
+        </w:rPr>
+        <w:t xml:space="preserve"> </w:t>
       </w:r>
       <w:r>
         <w:rPr>
@@ -327,7 +336,7 @@
           <w:sz w:val="32"/>
           <w:szCs w:val="32"/>
         </w:rPr>
-        <w:t>Концепция</w:t>
+        <w:t>и</w:t>
       </w:r>
       <w:r>
         <w:rPr>
@@ -335,7 +344,6 @@
           <w:bCs/>
           <w:sz w:val="32"/>
           <w:szCs w:val="32"/>
-          <w:lang w:val="en-US"/>
         </w:rPr>
         <w:t xml:space="preserve"> </w:t>
       </w:r>
@@ -346,37 +354,152 @@
           <w:sz w:val="32"/>
           <w:szCs w:val="32"/>
         </w:rPr>
+        <w:t>архитектура</w:t>
+      </w:r>
+    </w:p>
+    <w:p>
+      <w:pPr>
+        <w:spacing w:after="160"/>
+      </w:pPr>
+      <w:r>
+        <w:rPr>
+          <w:lang w:val="en-US"/>
+        </w:rPr>
+        <w:t>Text</w:t>
+      </w:r>
+      <w:r>
+        <w:t>-</w:t>
+      </w:r>
+      <w:r>
+        <w:rPr>
+          <w:lang w:val="en-US"/>
+        </w:rPr>
+        <w:t>to</w:t>
+      </w:r>
+      <w:r>
+        <w:t>-</w:t>
+      </w:r>
+      <w:proofErr w:type="spellStart"/>
+      <w:r>
+        <w:rPr>
+          <w:lang w:val="en-US"/>
+        </w:rPr>
+        <w:t>LoRA</w:t>
+      </w:r>
+      <w:proofErr w:type="spellEnd"/>
+      <w:r>
+        <w:t xml:space="preserve"> - </w:t>
+      </w:r>
+      <w:r>
+        <w:t>метод</w:t>
+      </w:r>
+      <w:r>
+        <w:t xml:space="preserve"> «</w:t>
+      </w:r>
+      <w:r>
+        <w:rPr>
+          <w:lang w:val="en-US"/>
+        </w:rPr>
+        <w:t>zero</w:t>
+      </w:r>
+      <w:r>
+        <w:t>-</w:t>
+      </w:r>
+      <w:r>
+        <w:rPr>
+          <w:lang w:val="en-US"/>
+        </w:rPr>
+        <w:t>shot</w:t>
+      </w:r>
+      <w:r>
+        <w:t xml:space="preserve">» </w:t>
+      </w:r>
+      <w:r>
+        <w:t>адаптации</w:t>
+      </w:r>
+      <w:r>
+        <w:t xml:space="preserve"> </w:t>
+      </w:r>
+      <w:r>
+        <w:rPr>
+          <w:lang w:val="en-US"/>
+        </w:rPr>
+        <w:t>LLM</w:t>
+      </w:r>
+      <w:r>
+        <w:t xml:space="preserve">: </w:t>
+      </w:r>
+      <w:r>
+        <w:t>гиперсеть</w:t>
+      </w:r>
+      <w:r>
+        <w:t xml:space="preserve"> </w:t>
+      </w:r>
+      <w:r>
+        <w:t>принимает</w:t>
+      </w:r>
+      <w:r>
+        <w:t xml:space="preserve"> </w:t>
+      </w:r>
+      <w:r>
+        <w:t>текстовое</w:t>
+      </w:r>
+      <w:r>
+        <w:t xml:space="preserve"> </w:t>
+      </w:r>
+      <w:r>
+        <w:t>описание</w:t>
+      </w:r>
+      <w:r>
+        <w:t xml:space="preserve"> </w:t>
+      </w:r>
+      <w:r>
+        <w:t>задачи</w:t>
+      </w:r>
+      <w:r>
+        <w:t xml:space="preserve"> </w:t>
+      </w:r>
+      <w:r>
         <w:t>и</w:t>
       </w:r>
       <w:r>
-        <w:rPr>
-          <w:b/>
-          <w:bCs/>
-          <w:sz w:val="32"/>
-          <w:szCs w:val="32"/>
-          <w:lang w:val="en-US"/>
-        </w:rPr>
         <w:t xml:space="preserve"> </w:t>
       </w:r>
       <w:r>
-        <w:rPr>
-          <w:b/>
-          <w:bCs/>
-          <w:sz w:val="32"/>
-          <w:szCs w:val="32"/>
-        </w:rPr>
-        <w:t>архитектура</w:t>
-      </w:r>
-    </w:p>
-    <w:p>
-      <w:pPr>
-        <w:spacing w:after="160"/>
-      </w:pPr>
-      <w:r>
-        <w:rPr>
-          <w:lang w:val="en-US"/>
-        </w:rPr>
-        <w:t>Text-to-</w:t>
+        <w:t>за</w:t>
+      </w:r>
+      <w:r>
+        <w:t xml:space="preserve"> </w:t>
+      </w:r>
+      <w:r>
+        <w:t>один</w:t>
+      </w:r>
+      <w:r>
+        <w:t xml:space="preserve"> </w:t>
+      </w:r>
+      <w:r>
+        <w:rPr>
+          <w:lang w:val="en-US"/>
+        </w:rPr>
+        <w:t>forward</w:t>
+      </w:r>
+      <w:r>
+        <w:t xml:space="preserve"> </w:t>
+      </w:r>
+      <w:r>
+        <w:rPr>
+          <w:lang w:val="en-US"/>
+        </w:rPr>
+        <w:t>pass</w:t>
+      </w:r>
+      <w:r>
+        <w:t xml:space="preserve"> </w:t>
+      </w:r>
+      <w:r>
+        <w:t>генерирует</w:t>
+      </w:r>
+      <w:r>
+        <w:t xml:space="preserve"> </w:t>
       </w:r>
       <w:proofErr w:type="spellStart"/>
       <w:r>
@@ -387,161 +510,24 @@
       </w:r>
       <w:proofErr w:type="spellEnd"/>
       <w:r>
-        <w:rPr>
-          <w:lang w:val="en-US"/>
-        </w:rPr>
-        <w:t xml:space="preserve"> </w:t>
-      </w:r>
-      <w:r>
-        <w:rPr>
-          <w:lang w:val="en-US"/>
-        </w:rPr>
         <w:t>-</w:t>
       </w:r>
       <w:r>
-        <w:rPr>
-          <w:lang w:val="en-US"/>
-        </w:rPr>
-        <w:t xml:space="preserve"> </w:t>
-      </w:r>
-      <w:r>
-        <w:t>метод</w:t>
-      </w:r>
-      <w:r>
-        <w:rPr>
-          <w:lang w:val="en-US"/>
-        </w:rPr>
-        <w:t xml:space="preserve"> «zero-shot» </w:t>
-      </w:r>
-      <w:r>
-        <w:t>адаптации</w:t>
-      </w:r>
-      <w:r>
-        <w:rPr>
-          <w:lang w:val="en-US"/>
-        </w:rPr>
-        <w:t xml:space="preserve"> LLM: </w:t>
-      </w:r>
-      <w:r>
-        <w:t>гиперсеть</w:t>
-      </w:r>
-      <w:r>
-        <w:rPr>
-          <w:lang w:val="en-US"/>
-        </w:rPr>
-        <w:t xml:space="preserve"> </w:t>
-      </w:r>
-      <w:r>
-        <w:t>принимает</w:t>
-      </w:r>
-      <w:r>
-        <w:rPr>
-          <w:lang w:val="en-US"/>
-        </w:rPr>
-        <w:t xml:space="preserve"> </w:t>
-      </w:r>
-      <w:r>
-        <w:t>текстовое</w:t>
-      </w:r>
-      <w:r>
-        <w:rPr>
-          <w:lang w:val="en-US"/>
-        </w:rPr>
-        <w:t xml:space="preserve"> </w:t>
-      </w:r>
-      <w:r>
-        <w:t>описание</w:t>
-      </w:r>
-      <w:r>
-        <w:rPr>
-          <w:lang w:val="en-US"/>
-        </w:rPr>
-        <w:t xml:space="preserve"> </w:t>
-      </w:r>
-      <w:r>
-        <w:t>задачи</w:t>
-      </w:r>
-      <w:r>
-        <w:rPr>
-          <w:lang w:val="en-US"/>
-        </w:rPr>
-        <w:t xml:space="preserve"> </w:t>
-      </w:r>
-      <w:r>
-        <w:t>и</w:t>
-      </w:r>
-      <w:r>
-        <w:rPr>
-          <w:lang w:val="en-US"/>
-        </w:rPr>
-        <w:t xml:space="preserve"> </w:t>
-      </w:r>
-      <w:r>
-        <w:t>за</w:t>
-      </w:r>
-      <w:r>
-        <w:rPr>
-          <w:lang w:val="en-US"/>
-        </w:rPr>
-        <w:t xml:space="preserve"> </w:t>
-      </w:r>
-      <w:r>
-        <w:t>один</w:t>
-      </w:r>
-      <w:r>
-        <w:rPr>
-          <w:lang w:val="en-US"/>
-        </w:rPr>
-        <w:t xml:space="preserve"> forward pass </w:t>
-      </w:r>
-      <w:r>
-        <w:t>генерирует</w:t>
-      </w:r>
-      <w:r>
-        <w:rPr>
-          <w:lang w:val="en-US"/>
-        </w:rPr>
-        <w:t xml:space="preserve"> </w:t>
+        <w:t>адаптер</w:t>
+      </w:r>
+      <w:r>
+        <w:t xml:space="preserve">. </w:t>
+      </w:r>
+      <w:r>
+        <w:t xml:space="preserve">Никакого </w:t>
       </w:r>
       <w:proofErr w:type="spellStart"/>
       <w:r>
-        <w:rPr>
-          <w:lang w:val="en-US"/>
-        </w:rPr>
-        <w:t>LoRA</w:t>
+        <w:t>fine-tuning</w:t>
       </w:r>
       <w:proofErr w:type="spellEnd"/>
       <w:r>
-        <w:rPr>
-          <w:lang w:val="en-US"/>
-        </w:rPr>
-        <w:t>-</w:t>
-      </w:r>
-      <w:r>
-        <w:t>адаптер</w:t>
-      </w:r>
-      <w:r>
-        <w:rPr>
-          <w:lang w:val="en-US"/>
-        </w:rPr>
-        <w:t xml:space="preserve">. </w:t>
-      </w:r>
-      <w:r>
-        <w:t xml:space="preserve">Никакого </w:t>
-      </w:r>
-      <w:proofErr w:type="spellStart"/>
-      <w:r>
-        <w:t>fine-tuning</w:t>
-      </w:r>
-      <w:proofErr w:type="spellEnd"/>
-      <w:r>
-        <w:t xml:space="preserve">, никаких обучающих примеров </w:t>
-      </w:r>
-      <w:r>
-        <w:t>-</w:t>
-      </w:r>
-      <w:r>
-        <w:t xml:space="preserve"> только </w:t>
+        <w:t xml:space="preserve">, никаких обучающих примеров - только </w:t>
       </w:r>
       <w:proofErr w:type="spellStart"/>
       <w:r>
@@ -626,13 +612,7 @@
       </w:r>
       <w:proofErr w:type="spellStart"/>
       <w:r>
-        <w:t>pred</w:t>
-      </w:r>
-      <w:r>
-        <w:t>_</w:t>
-      </w:r>
-      <w:r>
-        <w:t>z_score</w:t>
+        <w:t>pred_z_score</w:t>
       </w:r>
       <w:proofErr w:type="spellEnd"/>
       <w:r>
@@ -752,12 +732,6 @@
         <w:gridCol w:w="6160"/>
       </w:tblGrid>
       <w:tr>
-        <w:tblPrEx>
-          <w:tblCellMar>
-            <w:top w:w="0" w:type="dxa"/>
-            <w:bottom w:w="0" w:type="dxa"/>
-          </w:tblCellMar>
-        </w:tblPrEx>
         <w:tc>
           <w:tcPr>
             <w:tcW w:w="3200" w:type="dxa"/>
@@ -820,12 +794,6 @@
         </w:tc>
       </w:tr>
       <w:tr>
-        <w:tblPrEx>
-          <w:tblCellMar>
-            <w:top w:w="0" w:type="dxa"/>
-            <w:bottom w:w="0" w:type="dxa"/>
-          </w:tblCellMar>
-        </w:tblPrEx>
         <w:tc>
           <w:tcPr>
             <w:tcW w:w="3200" w:type="dxa"/>
@@ -910,12 +878,6 @@
         </w:tc>
       </w:tr>
       <w:tr>
-        <w:tblPrEx>
-          <w:tblCellMar>
-            <w:top w:w="0" w:type="dxa"/>
-            <w:bottom w:w="0" w:type="dxa"/>
-          </w:tblCellMar>
-        </w:tblPrEx>
         <w:tc>
           <w:tcPr>
             <w:tcW w:w="3200" w:type="dxa"/>
@@ -1004,12 +966,6 @@
         </w:tc>
       </w:tr>
       <w:tr>
-        <w:tblPrEx>
-          <w:tblCellMar>
-            <w:top w:w="0" w:type="dxa"/>
-            <w:bottom w:w="0" w:type="dxa"/>
-          </w:tblCellMar>
-        </w:tblPrEx>
         <w:tc>
           <w:tcPr>
             <w:tcW w:w="3200" w:type="dxa"/>
@@ -1073,12 +1029,6 @@
         </w:tc>
       </w:tr>
       <w:tr>
-        <w:tblPrEx>
-          <w:tblCellMar>
-            <w:top w:w="0" w:type="dxa"/>
-            <w:bottom w:w="0" w:type="dxa"/>
-          </w:tblCellMar>
-        </w:tblPrEx>
         <w:tc>
           <w:tcPr>
             <w:tcW w:w="3200" w:type="dxa"/>
@@ -1142,12 +1092,6 @@
         </w:tc>
       </w:tr>
       <w:tr>
-        <w:tblPrEx>
-          <w:tblCellMar>
-            <w:top w:w="0" w:type="dxa"/>
-            <w:bottom w:w="0" w:type="dxa"/>
-          </w:tblCellMar>
-        </w:tblPrEx>
         <w:tc>
           <w:tcPr>
             <w:tcW w:w="3200" w:type="dxa"/>
@@ -1204,12 +1148,6 @@
         </w:tc>
       </w:tr>
       <w:tr>
-        <w:tblPrEx>
-          <w:tblCellMar>
-            <w:top w:w="0" w:type="dxa"/>
-            <w:bottom w:w="0" w:type="dxa"/>
-          </w:tblCellMar>
-        </w:tblPrEx>
         <w:tc>
           <w:tcPr>
             <w:tcW w:w="3200" w:type="dxa"/>
@@ -1264,12 +1202,6 @@
         </w:tc>
       </w:tr>
       <w:tr>
-        <w:tblPrEx>
-          <w:tblCellMar>
-            <w:top w:w="0" w:type="dxa"/>
-            <w:bottom w:w="0" w:type="dxa"/>
-          </w:tblCellMar>
-        </w:tblPrEx>
         <w:tc>
           <w:tcPr>
             <w:tcW w:w="3200" w:type="dxa"/>
@@ -1324,12 +1256,6 @@
         </w:tc>
       </w:tr>
       <w:tr>
-        <w:tblPrEx>
-          <w:tblCellMar>
-            <w:top w:w="0" w:type="dxa"/>
-            <w:bottom w:w="0" w:type="dxa"/>
-          </w:tblCellMar>
-        </w:tblPrEx>
         <w:tc>
           <w:tcPr>
             <w:tcW w:w="3200" w:type="dxa"/>
@@ -1400,12 +1326,6 @@
         </w:tc>
       </w:tr>
       <w:tr>
-        <w:tblPrEx>
-          <w:tblCellMar>
-            <w:top w:w="0" w:type="dxa"/>
-            <w:bottom w:w="0" w:type="dxa"/>
-          </w:tblCellMar>
-        </w:tblPrEx>
         <w:tc>
           <w:tcPr>
             <w:tcW w:w="3200" w:type="dxa"/>
@@ -1454,21 +1374,7 @@
                 <w:sz w:val="20"/>
                 <w:szCs w:val="20"/>
               </w:rPr>
-              <w:t>~1</w:t>
-            </w:r>
-            <w:r>
-              <w:rPr>
-                <w:sz w:val="20"/>
-                <w:szCs w:val="20"/>
-              </w:rPr>
-              <w:t>-</w:t>
-            </w:r>
-            <w:r>
-              <w:rPr>
-                <w:sz w:val="20"/>
-                <w:szCs w:val="20"/>
-              </w:rPr>
-              <w:t xml:space="preserve">2 сек (один </w:t>
+              <w:t xml:space="preserve">~1-2 сек (один </w:t>
             </w:r>
             <w:proofErr w:type="spellStart"/>
             <w:r>
@@ -1550,13 +1456,7 @@
       </w:r>
       <w:proofErr w:type="spellEnd"/>
       <w:r>
-        <w:t xml:space="preserve">-адаптера. run_eval.py на T4 не запускается </w:t>
-      </w:r>
-      <w:r>
-        <w:t>-</w:t>
-      </w:r>
-      <w:r>
-        <w:t xml:space="preserve"> Gemma-2 </w:t>
+        <w:t xml:space="preserve">-адаптера. run_eval.py на T4 не запускается - Gemma-2 </w:t>
       </w:r>
       <w:proofErr w:type="spellStart"/>
       <w:r>
@@ -1653,25 +1553,7 @@
         <w:spacing w:after="160"/>
       </w:pPr>
       <w:r>
-        <w:t>Сгенерировано 3 адаптера для задач: математика</w:t>
-      </w:r>
-      <w:r>
-        <w:t xml:space="preserve">, </w:t>
-      </w:r>
-      <w:r>
-        <w:t>логика</w:t>
-      </w:r>
-      <w:r>
-        <w:t xml:space="preserve">, </w:t>
-      </w:r>
-      <w:r>
-        <w:t>программирование</w:t>
-      </w:r>
-      <w:r>
-        <w:t xml:space="preserve">. </w:t>
-      </w:r>
-      <w:r>
-        <w:t>Структура тензоров:</w:t>
+        <w:t>Сгенерировано 3 адаптера для задач: математика, логика, программирование. Структура тензоров:</w:t>
       </w:r>
     </w:p>
     <w:p>
@@ -1698,13 +1580,7 @@
       </w:r>
       <w:proofErr w:type="spellEnd"/>
       <w:r>
-        <w:t xml:space="preserve">): [8, 2304] </w:t>
-      </w:r>
-      <w:r>
-        <w:t>-</w:t>
-      </w:r>
-      <w:r>
-        <w:t xml:space="preserve"> проекция из пространства модели (</w:t>
+        <w:t>): [8, 2304] - проекция из пространства модели (</w:t>
       </w:r>
       <w:proofErr w:type="spellStart"/>
       <w:r>
@@ -1739,13 +1615,7 @@
       </w:r>
       <w:proofErr w:type="spellEnd"/>
       <w:r>
-        <w:t xml:space="preserve">): [2048, 8] </w:t>
-      </w:r>
-      <w:r>
-        <w:t>-</w:t>
-      </w:r>
-      <w:r>
-        <w:t xml:space="preserve"> проекция из ранга 8 в выходное пространство Q (</w:t>
+        <w:t>): [2048, 8] - проекция из ранга 8 в выходное пространство Q (</w:t>
       </w:r>
       <w:proofErr w:type="spellStart"/>
       <w:r>
@@ -1788,13 +1658,7 @@
       </w:r>
       <w:proofErr w:type="spellEnd"/>
       <w:r>
-        <w:t xml:space="preserve">): [8, 2304] </w:t>
-      </w:r>
-      <w:r>
-        <w:t>-</w:t>
-      </w:r>
-      <w:r>
-        <w:t xml:space="preserve"> аналогично для V.</w:t>
+        <w:t>): [8, 2304] - аналогично для V.</w:t>
       </w:r>
     </w:p>
     <w:p>
@@ -1821,13 +1685,7 @@
       </w:r>
       <w:proofErr w:type="spellEnd"/>
       <w:r>
-        <w:t xml:space="preserve">): [1024, 8] </w:t>
-      </w:r>
-      <w:r>
-        <w:t>-</w:t>
-      </w:r>
-      <w:r>
-        <w:t xml:space="preserve"> V проецируется в меньшее пространство из-за </w:t>
+        <w:t xml:space="preserve">): [1024, 8] - V проецируется в меньшее пространство из-за </w:t>
       </w:r>
       <w:proofErr w:type="spellStart"/>
       <w:r>
@@ -1918,12 +1776,6 @@
         <w:gridCol w:w="1077"/>
       </w:tblGrid>
       <w:tr>
-        <w:tblPrEx>
-          <w:tblCellMar>
-            <w:top w:w="0" w:type="dxa"/>
-            <w:bottom w:w="0" w:type="dxa"/>
-          </w:tblCellMar>
-        </w:tblPrEx>
         <w:tc>
           <w:tcPr>
             <w:tcW w:w="907" w:type="dxa"/>
@@ -2280,12 +2132,6 @@
         </w:tc>
       </w:tr>
       <w:tr>
-        <w:tblPrEx>
-          <w:tblCellMar>
-            <w:top w:w="0" w:type="dxa"/>
-            <w:bottom w:w="0" w:type="dxa"/>
-          </w:tblCellMar>
-        </w:tblPrEx>
         <w:tc>
           <w:tcPr>
             <w:tcW w:w="907" w:type="dxa"/>
@@ -2476,12 +2322,6 @@
         </w:tc>
       </w:tr>
       <w:tr>
-        <w:tblPrEx>
-          <w:tblCellMar>
-            <w:top w:w="0" w:type="dxa"/>
-            <w:bottom w:w="0" w:type="dxa"/>
-          </w:tblCellMar>
-        </w:tblPrEx>
         <w:tc>
           <w:tcPr>
             <w:tcW w:w="907" w:type="dxa"/>
@@ -2672,12 +2512,6 @@
         </w:tc>
       </w:tr>
       <w:tr>
-        <w:tblPrEx>
-          <w:tblCellMar>
-            <w:top w:w="0" w:type="dxa"/>
-            <w:bottom w:w="0" w:type="dxa"/>
-          </w:tblCellMar>
-        </w:tblPrEx>
         <w:tc>
           <w:tcPr>
             <w:tcW w:w="907" w:type="dxa"/>
@@ -2868,12 +2702,6 @@
         </w:tc>
       </w:tr>
       <w:tr>
-        <w:tblPrEx>
-          <w:tblCellMar>
-            <w:top w:w="0" w:type="dxa"/>
-            <w:bottom w:w="0" w:type="dxa"/>
-          </w:tblCellMar>
-        </w:tblPrEx>
         <w:tc>
           <w:tcPr>
             <w:tcW w:w="907" w:type="dxa"/>
@@ -3064,12 +2892,6 @@
         </w:tc>
       </w:tr>
       <w:tr>
-        <w:tblPrEx>
-          <w:tblCellMar>
-            <w:top w:w="0" w:type="dxa"/>
-            <w:bottom w:w="0" w:type="dxa"/>
-          </w:tblCellMar>
-        </w:tblPrEx>
         <w:tc>
           <w:tcPr>
             <w:tcW w:w="907" w:type="dxa"/>
@@ -3260,12 +3082,6 @@
         </w:tc>
       </w:tr>
       <w:tr>
-        <w:tblPrEx>
-          <w:tblCellMar>
-            <w:top w:w="0" w:type="dxa"/>
-            <w:bottom w:w="0" w:type="dxa"/>
-          </w:tblCellMar>
-        </w:tblPrEx>
         <w:tc>
           <w:tcPr>
             <w:tcW w:w="907" w:type="dxa"/>
@@ -3456,12 +3272,6 @@
         </w:tc>
       </w:tr>
       <w:tr>
-        <w:tblPrEx>
-          <w:tblCellMar>
-            <w:top w:w="0" w:type="dxa"/>
-            <w:bottom w:w="0" w:type="dxa"/>
-          </w:tblCellMar>
-        </w:tblPrEx>
         <w:tc>
           <w:tcPr>
             <w:tcW w:w="907" w:type="dxa"/>
@@ -3652,12 +3462,6 @@
         </w:tc>
       </w:tr>
       <w:tr>
-        <w:tblPrEx>
-          <w:tblCellMar>
-            <w:top w:w="0" w:type="dxa"/>
-            <w:bottom w:w="0" w:type="dxa"/>
-          </w:tblCellMar>
-        </w:tblPrEx>
         <w:tc>
           <w:tcPr>
             <w:tcW w:w="907" w:type="dxa"/>
@@ -3848,12 +3652,6 @@
         </w:tc>
       </w:tr>
       <w:tr>
-        <w:tblPrEx>
-          <w:tblCellMar>
-            <w:top w:w="0" w:type="dxa"/>
-            <w:bottom w:w="0" w:type="dxa"/>
-          </w:tblCellMar>
-        </w:tblPrEx>
         <w:tc>
           <w:tcPr>
             <w:tcW w:w="907" w:type="dxa"/>
@@ -4068,13 +3866,7 @@
         <w:contextualSpacing w:val="0"/>
       </w:pPr>
       <w:r>
-        <w:t xml:space="preserve">Нормы нарастают от ранних слоёв к поздним (~3.3) </w:t>
-      </w:r>
-      <w:r>
-        <w:t>-</w:t>
-      </w:r>
-      <w:r>
-        <w:t xml:space="preserve"> поздние слои несут более абстрактные, задача-специфичные признаки.</w:t>
+        <w:t>Нормы нарастают от ранних слоёв к поздним (~3.3) - поздние слои несут более абстрактные, задача-специфичные признаки.</w:t>
       </w:r>
     </w:p>
     <w:p>
@@ -4096,19 +3888,7 @@
       </w:r>
       <w:proofErr w:type="spellEnd"/>
       <w:r>
-        <w:t xml:space="preserve"> в слоях 20</w:t>
-      </w:r>
-      <w:r>
-        <w:t>-</w:t>
-      </w:r>
-      <w:r>
-        <w:t xml:space="preserve">25 (до 3.35), логический </w:t>
-      </w:r>
-      <w:r>
-        <w:t>-</w:t>
-      </w:r>
-      <w:r>
-        <w:t xml:space="preserve"> наибольший </w:t>
+        <w:t xml:space="preserve"> в слоях 20-25 (до 3.35), логический - наибольший </w:t>
       </w:r>
       <w:proofErr w:type="spellStart"/>
       <w:r>
@@ -4122,26 +3902,2118 @@
     <w:p>
       <w:pPr>
         <w:spacing w:after="160"/>
-      </w:pPr>
+        <w:rPr>
+          <w:b/>
+          <w:bCs/>
+          <w:sz w:val="32"/>
+          <w:szCs w:val="32"/>
+          <w:lang w:val="en-US"/>
+        </w:rPr>
+      </w:pPr>
+      <w:r>
+        <w:rPr>
+          <w:b/>
+          <w:bCs/>
+          <w:sz w:val="32"/>
+          <w:szCs w:val="32"/>
+        </w:rPr>
+        <w:t>2.5 Демонстрация генерации T2L</w:t>
+      </w:r>
     </w:p>
     <w:p>
       <w:pPr>
         <w:spacing w:after="160"/>
       </w:pPr>
+      <w:r>
+        <w:t>Сгенерированы 3 адаптера для задач: математика, логика, программирование.</w:t>
+      </w:r>
     </w:p>
     <w:p>
       <w:pPr>
         <w:spacing w:after="160"/>
       </w:pPr>
+      <w:r>
+        <w:t>Для каждого адаптера приведены ответы базовой модели и модели с адаптером.</w:t>
+      </w:r>
     </w:p>
     <w:p>
       <w:pPr>
         <w:spacing w:after="160"/>
       </w:pPr>
+      <w:r>
+        <w:t xml:space="preserve">Важно: демонстрация проводилась без ICL (без примеров в </w:t>
+      </w:r>
+      <w:proofErr w:type="spellStart"/>
+      <w:r>
+        <w:t>промпте</w:t>
+      </w:r>
+      <w:proofErr w:type="spellEnd"/>
+      <w:r>
+        <w:t>), тогда как</w:t>
+      </w:r>
     </w:p>
     <w:p>
       <w:pPr>
         <w:spacing w:after="160"/>
+      </w:pPr>
+      <w:r>
+        <w:t>метрики в таблице 4.4 получены с ICL (3-shot). Это объясняет отсутствие</w:t>
+      </w:r>
+    </w:p>
+    <w:p>
+      <w:pPr>
+        <w:spacing w:after="160"/>
+      </w:pPr>
+      <w:r>
+        <w:lastRenderedPageBreak/>
+        <w:t>явного улучшения качества — адаптер меняет стиль и лаконичность ответов,</w:t>
+      </w:r>
+    </w:p>
+    <w:p>
+      <w:pPr>
+        <w:spacing w:after="160"/>
+      </w:pPr>
+      <w:r>
+        <w:t>но не компенсирует отсутствие примеров.</w:t>
+      </w:r>
+    </w:p>
+    <w:p>
+      <w:pPr>
+        <w:spacing w:after="160"/>
+        <w:rPr>
+          <w:b/>
+          <w:bCs/>
+        </w:rPr>
+      </w:pPr>
+      <w:r>
+        <w:rPr>
+          <w:b/>
+          <w:bCs/>
+        </w:rPr>
+        <w:t>АДАПТЕР: MATH</w:t>
+      </w:r>
+    </w:p>
+    <w:p>
+      <w:pPr>
+        <w:spacing w:after="160"/>
+      </w:pPr>
+      <w:r>
+        <w:t>Описание</w:t>
+      </w:r>
+      <w:r>
+        <w:t xml:space="preserve"> </w:t>
+      </w:r>
+      <w:r>
+        <w:t>задачи</w:t>
+      </w:r>
+      <w:r>
+        <w:t>: "This task challenges your problem-solving abilities</w:t>
+      </w:r>
+    </w:p>
+    <w:p>
+      <w:pPr>
+        <w:spacing w:after="160"/>
+      </w:pPr>
+      <w:r>
+        <w:t>through mathematical reasoning. You must carefully read each scenario</w:t>
+      </w:r>
+    </w:p>
+    <w:p>
+      <w:pPr>
+        <w:spacing w:after="160"/>
+      </w:pPr>
+      <w:r>
+        <w:t>and systematically work through the data to compute the final numerical</w:t>
+      </w:r>
+    </w:p>
+    <w:p>
+      <w:pPr>
+        <w:spacing w:after="160"/>
+        <w:rPr>
+          <w:lang w:val="en-US"/>
+        </w:rPr>
+      </w:pPr>
+      <w:proofErr w:type="spellStart"/>
+      <w:r>
+        <w:t>outcome</w:t>
+      </w:r>
+      <w:proofErr w:type="spellEnd"/>
+      <w:r>
+        <w:t>."</w:t>
+      </w:r>
+    </w:p>
+    <w:p>
+      <w:pPr>
+        <w:spacing w:after="160"/>
+        <w:rPr>
+          <w:lang w:val="en-US"/>
+        </w:rPr>
+      </w:pPr>
+      <w:r>
+        <w:t xml:space="preserve">[1] </w:t>
+      </w:r>
+      <w:r>
+        <w:t>Вопрос</w:t>
+      </w:r>
+      <w:r>
+        <w:t xml:space="preserve">: </w:t>
+      </w:r>
+      <w:proofErr w:type="spellStart"/>
+      <w:r>
+        <w:t>if</w:t>
+      </w:r>
+      <w:proofErr w:type="spellEnd"/>
+      <w:r>
+        <w:t xml:space="preserve"> 1=3, 2=3, 3=5, 4=4, 5=4, </w:t>
+      </w:r>
+      <w:proofErr w:type="spellStart"/>
+      <w:r>
+        <w:t>then</w:t>
+      </w:r>
+      <w:proofErr w:type="spellEnd"/>
+      <w:r>
+        <w:t xml:space="preserve"> 6=?</w:t>
+      </w:r>
+    </w:p>
+    <w:p>
+      <w:pPr>
+        <w:spacing w:after="160"/>
+        <w:rPr>
+          <w:lang w:val="en-US"/>
+        </w:rPr>
+      </w:pPr>
+      <w:r>
+        <w:rPr>
+          <w:lang w:val="en-US"/>
+        </w:rPr>
+        <w:t xml:space="preserve">    </w:t>
+      </w:r>
+      <w:r>
+        <w:t>БЕЗ</w:t>
+      </w:r>
+      <w:r>
+        <w:rPr>
+          <w:lang w:val="en-US"/>
+        </w:rPr>
+        <w:t xml:space="preserve"> </w:t>
+      </w:r>
+      <w:r>
+        <w:t>адаптера</w:t>
+      </w:r>
+      <w:r>
+        <w:rPr>
+          <w:lang w:val="en-US"/>
+        </w:rPr>
+        <w:t>:</w:t>
+      </w:r>
+    </w:p>
+    <w:p>
+      <w:pPr>
+        <w:spacing w:after="160"/>
+        <w:rPr>
+          <w:lang w:val="en-US"/>
+        </w:rPr>
+      </w:pPr>
+      <w:r>
+        <w:t xml:space="preserve">    </w:t>
+      </w:r>
+      <w:proofErr w:type="spellStart"/>
+      <w:r>
+        <w:t>This</w:t>
+      </w:r>
+      <w:proofErr w:type="spellEnd"/>
+      <w:r>
+        <w:t xml:space="preserve"> </w:t>
+      </w:r>
+      <w:proofErr w:type="spellStart"/>
+      <w:r>
+        <w:t>is</w:t>
+      </w:r>
+      <w:proofErr w:type="spellEnd"/>
+      <w:r>
+        <w:t xml:space="preserve"> a </w:t>
+      </w:r>
+      <w:proofErr w:type="spellStart"/>
+      <w:r>
+        <w:t>pattern-based</w:t>
+      </w:r>
+      <w:proofErr w:type="spellEnd"/>
+      <w:r>
+        <w:t xml:space="preserve"> </w:t>
+      </w:r>
+      <w:proofErr w:type="spellStart"/>
+      <w:r>
+        <w:t>puzzle</w:t>
+      </w:r>
+      <w:proofErr w:type="spellEnd"/>
+      <w:r>
+        <w:t xml:space="preserve">, </w:t>
+      </w:r>
+      <w:proofErr w:type="spellStart"/>
+      <w:r>
+        <w:t>not</w:t>
+      </w:r>
+      <w:proofErr w:type="spellEnd"/>
+      <w:r>
+        <w:t xml:space="preserve"> a </w:t>
+      </w:r>
+      <w:proofErr w:type="spellStart"/>
+      <w:r>
+        <w:t>standard</w:t>
+      </w:r>
+      <w:proofErr w:type="spellEnd"/>
+      <w:r>
+        <w:t xml:space="preserve"> </w:t>
+      </w:r>
+      <w:proofErr w:type="spellStart"/>
+      <w:r>
+        <w:t>mathematical</w:t>
+      </w:r>
+      <w:proofErr w:type="spellEnd"/>
+      <w:r>
+        <w:t xml:space="preserve"> </w:t>
+      </w:r>
+      <w:proofErr w:type="spellStart"/>
+      <w:r>
+        <w:t>equation</w:t>
+      </w:r>
+      <w:proofErr w:type="spellEnd"/>
+      <w:r>
+        <w:t xml:space="preserve">.  </w:t>
+      </w:r>
+      <w:r>
+        <w:rPr>
+          <w:lang w:val="en-US"/>
+        </w:rPr>
+        <w:t>Here's how it likely works:</w:t>
+      </w:r>
+    </w:p>
+    <w:p>
+      <w:pPr>
+        <w:spacing w:after="160"/>
+        <w:rPr>
+          <w:lang w:val="en-US"/>
+        </w:rPr>
+      </w:pPr>
+      <w:r>
+        <w:rPr>
+          <w:lang w:val="en-US"/>
+        </w:rPr>
+        <w:t xml:space="preserve">* **The pattern is based on the number of letters in the word for the </w:t>
+      </w:r>
+      <w:proofErr w:type="gramStart"/>
+      <w:r>
+        <w:rPr>
+          <w:lang w:val="en-US"/>
+        </w:rPr>
+        <w:t>number.*</w:t>
+      </w:r>
+      <w:proofErr w:type="gramEnd"/>
+      <w:r>
+        <w:rPr>
+          <w:lang w:val="en-US"/>
+        </w:rPr>
+        <w:t>*</w:t>
+      </w:r>
+    </w:p>
+    <w:p>
+      <w:pPr>
+        <w:spacing w:after="160"/>
+        <w:rPr>
+          <w:lang w:val="en-US"/>
+        </w:rPr>
+      </w:pPr>
+      <w:r>
+        <w:rPr>
+          <w:lang w:val="en-US"/>
+        </w:rPr>
+        <w:t>Let's break it down:</w:t>
+      </w:r>
+    </w:p>
+    <w:p>
+      <w:pPr>
+        <w:spacing w:after="160"/>
+        <w:rPr>
+          <w:lang w:val="en-US"/>
+        </w:rPr>
+      </w:pPr>
+      <w:r>
+        <w:rPr>
+          <w:lang w:val="en-US"/>
+        </w:rPr>
+        <w:t>* 1 = three letters</w:t>
+      </w:r>
+    </w:p>
+    <w:p>
+      <w:pPr>
+        <w:spacing w:after="160"/>
+        <w:rPr>
+          <w:lang w:val="en-US"/>
+        </w:rPr>
+      </w:pPr>
+      <w:r>
+        <w:rPr>
+          <w:lang w:val="en-US"/>
+        </w:rPr>
+        <w:t>* 2 = three letters</w:t>
+      </w:r>
+    </w:p>
+    <w:p>
+      <w:pPr>
+        <w:spacing w:after="160"/>
+        <w:rPr>
+          <w:lang w:val="en-US"/>
+        </w:rPr>
+      </w:pPr>
+      <w:r>
+        <w:rPr>
+          <w:lang w:val="en-US"/>
+        </w:rPr>
+        <w:t>* 3 = five letters</w:t>
+      </w:r>
+    </w:p>
+    <w:p>
+      <w:pPr>
+        <w:spacing w:after="160"/>
+        <w:rPr>
+          <w:lang w:val="en-US"/>
+        </w:rPr>
+      </w:pPr>
+      <w:r>
+        <w:rPr>
+          <w:lang w:val="en-US"/>
+        </w:rPr>
+        <w:t>* 4 = four letters</w:t>
+      </w:r>
+    </w:p>
+    <w:p>
+      <w:pPr>
+        <w:spacing w:after="160"/>
+        <w:rPr>
+          <w:lang w:val="en-US"/>
+        </w:rPr>
+      </w:pPr>
+      <w:r>
+        <w:rPr>
+          <w:lang w:val="en-US"/>
+        </w:rPr>
+        <w:t>* 5 = four letters</w:t>
+      </w:r>
+    </w:p>
+    <w:p>
+      <w:pPr>
+        <w:spacing w:after="160"/>
+        <w:rPr>
+          <w:lang w:val="en-US"/>
+        </w:rPr>
+      </w:pPr>
+      <w:r>
+        <w:rPr>
+          <w:lang w:val="en-US"/>
+        </w:rPr>
+        <w:t>Following this pattern:</w:t>
+      </w:r>
+    </w:p>
+    <w:p>
+      <w:pPr>
+        <w:spacing w:after="160"/>
+        <w:rPr>
+          <w:lang w:val="en-US"/>
+        </w:rPr>
+      </w:pPr>
+      <w:r>
+        <w:t xml:space="preserve">* 6 = </w:t>
+      </w:r>
+      <w:proofErr w:type="spellStart"/>
+      <w:r>
+        <w:t>six</w:t>
+      </w:r>
+      <w:proofErr w:type="spellEnd"/>
+      <w:r>
+        <w:t xml:space="preserve"> </w:t>
+      </w:r>
+      <w:proofErr w:type="spellStart"/>
+      <w:r>
+        <w:t>letters</w:t>
+      </w:r>
+      <w:proofErr w:type="spellEnd"/>
+      <w:r>
+        <w:t xml:space="preserve"> </w:t>
+      </w:r>
+    </w:p>
+    <w:p>
+      <w:pPr>
+        <w:spacing w:after="160"/>
+      </w:pPr>
+      <w:r>
+        <w:t>**</w:t>
+      </w:r>
+      <w:proofErr w:type="spellStart"/>
+      <w:r>
+        <w:t>Therefore</w:t>
+      </w:r>
+      <w:proofErr w:type="spellEnd"/>
+      <w:r>
+        <w:t>, 6 = 6**</w:t>
+      </w:r>
+    </w:p>
+    <w:p>
+      <w:pPr>
+        <w:spacing w:after="160"/>
+      </w:pPr>
+      <w:r>
+        <w:t xml:space="preserve">    С адаптером (</w:t>
+      </w:r>
+      <w:proofErr w:type="spellStart"/>
+      <w:r>
+        <w:t>math</w:t>
+      </w:r>
+      <w:proofErr w:type="spellEnd"/>
+      <w:r>
+        <w:t>):</w:t>
+      </w:r>
+    </w:p>
+    <w:p>
+      <w:pPr>
+        <w:spacing w:after="160"/>
+      </w:pPr>
+      <w:r>
+        <w:t xml:space="preserve">    6</w:t>
+      </w:r>
+    </w:p>
+    <w:p>
+      <w:pPr>
+        <w:spacing w:after="160"/>
+      </w:pPr>
+      <w:r>
+        <w:t xml:space="preserve">    Наблюдение: </w:t>
+      </w:r>
+      <w:r>
+        <w:t xml:space="preserve">базовая модель рассуждает </w:t>
+      </w:r>
+      <w:proofErr w:type="gramStart"/>
+      <w:r>
+        <w:t>правильно</w:t>
+      </w:r>
+      <w:proofErr w:type="gramEnd"/>
+      <w:r>
+        <w:t xml:space="preserve"> но дает неправильный ответ, а с адаптером просто дает неправильный ответ</w:t>
+      </w:r>
+    </w:p>
+    <w:p>
+      <w:pPr>
+        <w:spacing w:after="160"/>
+      </w:pPr>
+    </w:p>
+    <w:p>
+      <w:pPr>
+        <w:spacing w:after="160"/>
+      </w:pPr>
+      <w:r>
+        <w:t xml:space="preserve">[2] </w:t>
+      </w:r>
+      <w:r>
+        <w:t>Вопрос</w:t>
+      </w:r>
+      <w:r>
+        <w:t xml:space="preserve">: </w:t>
+      </w:r>
+      <w:proofErr w:type="spellStart"/>
+      <w:r>
+        <w:t>There</w:t>
+      </w:r>
+      <w:proofErr w:type="spellEnd"/>
+      <w:r>
+        <w:t xml:space="preserve"> </w:t>
+      </w:r>
+      <w:proofErr w:type="spellStart"/>
+      <w:r>
+        <w:t>are</w:t>
+      </w:r>
+      <w:proofErr w:type="spellEnd"/>
+      <w:r>
+        <w:t xml:space="preserve"> 49 </w:t>
+      </w:r>
+      <w:proofErr w:type="spellStart"/>
+      <w:r>
+        <w:t>dogs</w:t>
+      </w:r>
+      <w:proofErr w:type="spellEnd"/>
+      <w:r>
+        <w:t xml:space="preserve"> </w:t>
+      </w:r>
+      <w:proofErr w:type="spellStart"/>
+      <w:r>
+        <w:t>signed</w:t>
+      </w:r>
+      <w:proofErr w:type="spellEnd"/>
+      <w:r>
+        <w:t xml:space="preserve"> </w:t>
+      </w:r>
+      <w:proofErr w:type="spellStart"/>
+      <w:r>
+        <w:t>up</w:t>
+      </w:r>
+      <w:proofErr w:type="spellEnd"/>
+      <w:r>
+        <w:t xml:space="preserve"> </w:t>
+      </w:r>
+      <w:proofErr w:type="spellStart"/>
+      <w:r>
+        <w:t>for</w:t>
+      </w:r>
+      <w:proofErr w:type="spellEnd"/>
+      <w:r>
+        <w:t xml:space="preserve"> a </w:t>
+      </w:r>
+      <w:proofErr w:type="spellStart"/>
+      <w:r>
+        <w:t>dog</w:t>
+      </w:r>
+      <w:proofErr w:type="spellEnd"/>
+      <w:r>
+        <w:t xml:space="preserve"> </w:t>
+      </w:r>
+      <w:proofErr w:type="spellStart"/>
+      <w:r>
+        <w:t>show</w:t>
+      </w:r>
+      <w:proofErr w:type="spellEnd"/>
+      <w:r>
+        <w:t xml:space="preserve">. </w:t>
+      </w:r>
+      <w:proofErr w:type="spellStart"/>
+      <w:r>
+        <w:t>There</w:t>
+      </w:r>
+      <w:proofErr w:type="spellEnd"/>
+      <w:r>
+        <w:t xml:space="preserve"> </w:t>
+      </w:r>
+      <w:proofErr w:type="spellStart"/>
+      <w:r>
+        <w:t>are</w:t>
+      </w:r>
+      <w:proofErr w:type="spellEnd"/>
+      <w:r>
+        <w:t xml:space="preserve"> 36 </w:t>
+      </w:r>
+      <w:proofErr w:type="spellStart"/>
+      <w:r>
+        <w:t>more</w:t>
+      </w:r>
+      <w:proofErr w:type="spellEnd"/>
+    </w:p>
+    <w:p>
+      <w:pPr>
+        <w:spacing w:after="160"/>
+      </w:pPr>
+      <w:r>
+        <w:t xml:space="preserve">    </w:t>
+      </w:r>
+      <w:proofErr w:type="spellStart"/>
+      <w:r>
+        <w:t>small</w:t>
+      </w:r>
+      <w:proofErr w:type="spellEnd"/>
+      <w:r>
+        <w:t xml:space="preserve"> </w:t>
+      </w:r>
+      <w:proofErr w:type="spellStart"/>
+      <w:r>
+        <w:t>dogs</w:t>
+      </w:r>
+      <w:proofErr w:type="spellEnd"/>
+      <w:r>
+        <w:t xml:space="preserve"> </w:t>
+      </w:r>
+      <w:proofErr w:type="spellStart"/>
+      <w:r>
+        <w:t>than</w:t>
+      </w:r>
+      <w:proofErr w:type="spellEnd"/>
+      <w:r>
+        <w:t xml:space="preserve"> </w:t>
+      </w:r>
+      <w:proofErr w:type="spellStart"/>
+      <w:r>
+        <w:t>large</w:t>
+      </w:r>
+      <w:proofErr w:type="spellEnd"/>
+      <w:r>
+        <w:t xml:space="preserve"> </w:t>
+      </w:r>
+      <w:proofErr w:type="spellStart"/>
+      <w:r>
+        <w:t>dogs</w:t>
+      </w:r>
+      <w:proofErr w:type="spellEnd"/>
+      <w:r>
+        <w:t xml:space="preserve">. </w:t>
+      </w:r>
+      <w:proofErr w:type="spellStart"/>
+      <w:r>
+        <w:t>How</w:t>
+      </w:r>
+      <w:proofErr w:type="spellEnd"/>
+      <w:r>
+        <w:t xml:space="preserve"> </w:t>
+      </w:r>
+      <w:proofErr w:type="spellStart"/>
+      <w:r>
+        <w:t>many</w:t>
+      </w:r>
+      <w:proofErr w:type="spellEnd"/>
+      <w:r>
+        <w:t xml:space="preserve"> </w:t>
+      </w:r>
+      <w:proofErr w:type="spellStart"/>
+      <w:r>
+        <w:t>small</w:t>
+      </w:r>
+      <w:proofErr w:type="spellEnd"/>
+      <w:r>
+        <w:t xml:space="preserve"> </w:t>
+      </w:r>
+      <w:proofErr w:type="spellStart"/>
+      <w:r>
+        <w:t>dogs</w:t>
+      </w:r>
+      <w:proofErr w:type="spellEnd"/>
+      <w:r>
+        <w:t xml:space="preserve"> </w:t>
+      </w:r>
+      <w:proofErr w:type="spellStart"/>
+      <w:r>
+        <w:t>have</w:t>
+      </w:r>
+      <w:proofErr w:type="spellEnd"/>
+      <w:r>
+        <w:t xml:space="preserve"> </w:t>
+      </w:r>
+      <w:proofErr w:type="spellStart"/>
+      <w:r>
+        <w:t>signed</w:t>
+      </w:r>
+      <w:proofErr w:type="spellEnd"/>
+      <w:r>
+        <w:t xml:space="preserve"> </w:t>
+      </w:r>
+      <w:proofErr w:type="spellStart"/>
+      <w:r>
+        <w:t>up</w:t>
+      </w:r>
+      <w:proofErr w:type="spellEnd"/>
+      <w:r>
+        <w:t>?</w:t>
+      </w:r>
+    </w:p>
+    <w:p>
+      <w:pPr>
+        <w:spacing w:after="160"/>
+      </w:pPr>
+      <w:r>
+        <w:t xml:space="preserve">    </w:t>
+      </w:r>
+      <w:r>
+        <w:t>БЕЗ адаптера:</w:t>
+      </w:r>
+    </w:p>
+    <w:p>
+      <w:pPr>
+        <w:spacing w:after="160"/>
+      </w:pPr>
+      <w:r>
+        <w:t xml:space="preserve">    </w:t>
+      </w:r>
+      <w:proofErr w:type="spellStart"/>
+      <w:r>
+        <w:t>Here's</w:t>
+      </w:r>
+      <w:proofErr w:type="spellEnd"/>
+      <w:r>
+        <w:t xml:space="preserve"> </w:t>
+      </w:r>
+      <w:proofErr w:type="spellStart"/>
+      <w:r>
+        <w:t>how</w:t>
+      </w:r>
+      <w:proofErr w:type="spellEnd"/>
+      <w:r>
+        <w:t xml:space="preserve"> </w:t>
+      </w:r>
+      <w:proofErr w:type="spellStart"/>
+      <w:r>
+        <w:t>to</w:t>
+      </w:r>
+      <w:proofErr w:type="spellEnd"/>
+      <w:r>
+        <w:t xml:space="preserve"> </w:t>
+      </w:r>
+      <w:proofErr w:type="spellStart"/>
+      <w:r>
+        <w:t>solve</w:t>
+      </w:r>
+      <w:proofErr w:type="spellEnd"/>
+      <w:r>
+        <w:t xml:space="preserve"> </w:t>
+      </w:r>
+      <w:proofErr w:type="spellStart"/>
+      <w:r>
+        <w:t>this</w:t>
+      </w:r>
+      <w:proofErr w:type="spellEnd"/>
+      <w:r>
+        <w:t xml:space="preserve"> </w:t>
+      </w:r>
+      <w:proofErr w:type="spellStart"/>
+      <w:r>
+        <w:t>problem</w:t>
+      </w:r>
+      <w:proofErr w:type="spellEnd"/>
+      <w:r>
+        <w:t>: [составляет систему уравнений,</w:t>
+      </w:r>
+    </w:p>
+    <w:p>
+      <w:pPr>
+        <w:spacing w:after="160"/>
+      </w:pPr>
+      <w:r>
+        <w:t xml:space="preserve">    решает корректно]</w:t>
+      </w:r>
+    </w:p>
+    <w:p>
+      <w:pPr>
+        <w:spacing w:after="160"/>
+      </w:pPr>
+    </w:p>
+    <w:p>
+      <w:pPr>
+        <w:spacing w:after="160"/>
+      </w:pPr>
+      <w:r>
+        <w:t xml:space="preserve">    С адаптером (</w:t>
+      </w:r>
+      <w:proofErr w:type="spellStart"/>
+      <w:r>
+        <w:t>math</w:t>
+      </w:r>
+      <w:proofErr w:type="spellEnd"/>
+      <w:r>
+        <w:t>):</w:t>
+      </w:r>
+    </w:p>
+    <w:p>
+      <w:pPr>
+        <w:spacing w:after="160"/>
+      </w:pPr>
+      <w:r>
+        <w:t xml:space="preserve">    15</w:t>
+      </w:r>
+    </w:p>
+    <w:p>
+      <w:pPr>
+        <w:spacing w:after="160"/>
+      </w:pPr>
+      <w:r>
+        <w:rPr>
+          <w:lang w:val="en-US"/>
+        </w:rPr>
+        <w:t xml:space="preserve">[3] </w:t>
+      </w:r>
+      <w:r>
+        <w:t>Вопрос</w:t>
+      </w:r>
+      <w:r>
+        <w:rPr>
+          <w:lang w:val="en-US"/>
+        </w:rPr>
+        <w:t xml:space="preserve">: I am an odd number. </w:t>
+      </w:r>
+      <w:r>
+        <w:t xml:space="preserve">Take </w:t>
+      </w:r>
+      <w:proofErr w:type="spellStart"/>
+      <w:r>
+        <w:t>away</w:t>
+      </w:r>
+      <w:proofErr w:type="spellEnd"/>
+      <w:r>
+        <w:t xml:space="preserve"> </w:t>
+      </w:r>
+      <w:proofErr w:type="spellStart"/>
+      <w:r>
+        <w:t>one</w:t>
+      </w:r>
+      <w:proofErr w:type="spellEnd"/>
+      <w:r>
+        <w:t xml:space="preserve"> </w:t>
+      </w:r>
+      <w:proofErr w:type="spellStart"/>
+      <w:r>
+        <w:t>letter</w:t>
+      </w:r>
+      <w:proofErr w:type="spellEnd"/>
+      <w:r>
+        <w:t xml:space="preserve"> </w:t>
+      </w:r>
+      <w:proofErr w:type="spellStart"/>
+      <w:r>
+        <w:t>and</w:t>
+      </w:r>
+      <w:proofErr w:type="spellEnd"/>
+      <w:r>
+        <w:t xml:space="preserve"> I </w:t>
+      </w:r>
+      <w:proofErr w:type="spellStart"/>
+      <w:r>
+        <w:t>become</w:t>
+      </w:r>
+      <w:proofErr w:type="spellEnd"/>
+      <w:r>
+        <w:t xml:space="preserve"> </w:t>
+      </w:r>
+      <w:proofErr w:type="spellStart"/>
+      <w:r>
+        <w:t>even</w:t>
+      </w:r>
+      <w:proofErr w:type="spellEnd"/>
+      <w:r>
+        <w:t>.</w:t>
+      </w:r>
+    </w:p>
+    <w:p>
+      <w:pPr>
+        <w:spacing w:after="160"/>
+      </w:pPr>
+      <w:r>
+        <w:t xml:space="preserve">    </w:t>
+      </w:r>
+      <w:r>
+        <w:rPr>
+          <w:lang w:val="en-US"/>
+        </w:rPr>
+        <w:t>What number am I?</w:t>
+      </w:r>
+    </w:p>
+    <w:p>
+      <w:pPr>
+        <w:spacing w:after="160"/>
+        <w:rPr>
+          <w:lang w:val="en-US"/>
+        </w:rPr>
+      </w:pPr>
+      <w:r>
+        <w:rPr>
+          <w:lang w:val="en-US"/>
+        </w:rPr>
+        <w:lastRenderedPageBreak/>
+        <w:t xml:space="preserve">    </w:t>
+      </w:r>
+      <w:r>
+        <w:t>БЕЗ</w:t>
+      </w:r>
+      <w:r>
+        <w:rPr>
+          <w:lang w:val="en-US"/>
+        </w:rPr>
+        <w:t xml:space="preserve"> </w:t>
+      </w:r>
+      <w:r>
+        <w:t>адаптера</w:t>
+      </w:r>
+      <w:r>
+        <w:rPr>
+          <w:lang w:val="en-US"/>
+        </w:rPr>
+        <w:t>:</w:t>
+      </w:r>
+    </w:p>
+    <w:p>
+      <w:pPr>
+        <w:spacing w:after="160"/>
+        <w:rPr>
+          <w:lang w:val="en-US"/>
+        </w:rPr>
+      </w:pPr>
+      <w:r>
+        <w:rPr>
+          <w:lang w:val="en-US"/>
+        </w:rPr>
+        <w:t xml:space="preserve">    This is a classic riddle! The answer is seven. [</w:t>
+      </w:r>
+      <w:r>
+        <w:t>объяснение</w:t>
+      </w:r>
+      <w:r>
+        <w:rPr>
+          <w:lang w:val="en-US"/>
+        </w:rPr>
+        <w:t>: remove</w:t>
+      </w:r>
+    </w:p>
+    <w:p>
+      <w:pPr>
+        <w:spacing w:after="160"/>
+        <w:rPr>
+          <w:lang w:val="en-US"/>
+        </w:rPr>
+      </w:pPr>
+      <w:r>
+        <w:rPr>
+          <w:lang w:val="en-US"/>
+        </w:rPr>
+        <w:t xml:space="preserve">    "s" from "seven" → "even"]</w:t>
+      </w:r>
+    </w:p>
+    <w:p>
+      <w:pPr>
+        <w:spacing w:after="160"/>
+        <w:rPr>
+          <w:lang w:val="en-US"/>
+        </w:rPr>
+      </w:pPr>
+    </w:p>
+    <w:p>
+      <w:pPr>
+        <w:spacing w:after="160"/>
+        <w:rPr>
+          <w:lang w:val="en-US"/>
+        </w:rPr>
+      </w:pPr>
+      <w:r>
+        <w:rPr>
+          <w:lang w:val="en-US"/>
+        </w:rPr>
+        <w:t xml:space="preserve">    </w:t>
+      </w:r>
+      <w:r>
+        <w:t>С</w:t>
+      </w:r>
+      <w:r>
+        <w:rPr>
+          <w:lang w:val="en-US"/>
+        </w:rPr>
+        <w:t xml:space="preserve"> </w:t>
+      </w:r>
+      <w:r>
+        <w:t>адаптером</w:t>
+      </w:r>
+      <w:r>
+        <w:rPr>
+          <w:lang w:val="en-US"/>
+        </w:rPr>
+        <w:t xml:space="preserve"> (math):</w:t>
+      </w:r>
+    </w:p>
+    <w:p>
+      <w:pPr>
+        <w:spacing w:after="160"/>
+      </w:pPr>
+      <w:r>
+        <w:rPr>
+          <w:lang w:val="en-US"/>
+        </w:rPr>
+        <w:t xml:space="preserve">    </w:t>
+      </w:r>
+      <w:proofErr w:type="spellStart"/>
+      <w:r>
+        <w:t>seven</w:t>
+      </w:r>
+      <w:proofErr w:type="spellEnd"/>
+    </w:p>
+    <w:p>
+      <w:pPr>
+        <w:spacing w:after="160"/>
+      </w:pPr>
+    </w:p>
+    <w:p>
+      <w:pPr>
+        <w:spacing w:after="160"/>
+      </w:pPr>
+      <w:r>
+        <w:t xml:space="preserve">    Наблюдение: ответ одинаковый, адаптер убирает объяснение.</w:t>
+      </w:r>
+    </w:p>
+    <w:p>
+      <w:pPr>
+        <w:spacing w:after="160"/>
+      </w:pPr>
+    </w:p>
+    <w:p>
+      <w:pPr>
+        <w:spacing w:after="160"/>
+        <w:rPr>
+          <w:lang w:val="en-US"/>
+        </w:rPr>
+      </w:pPr>
+      <w:r>
+        <w:rPr>
+          <w:lang w:val="en-US"/>
+        </w:rPr>
+        <w:t xml:space="preserve">[4] </w:t>
+      </w:r>
+      <w:r>
+        <w:t>Вопрос</w:t>
+      </w:r>
+      <w:r>
+        <w:rPr>
+          <w:lang w:val="en-US"/>
+        </w:rPr>
+        <w:t>: Using only addition, how do you add eight 8's and get 1000?</w:t>
+      </w:r>
+    </w:p>
+    <w:p>
+      <w:pPr>
+        <w:spacing w:after="160"/>
+        <w:rPr>
+          <w:lang w:val="en-US"/>
+        </w:rPr>
+      </w:pPr>
+    </w:p>
+    <w:p>
+      <w:pPr>
+        <w:spacing w:after="160"/>
+      </w:pPr>
+      <w:r>
+        <w:rPr>
+          <w:lang w:val="en-US"/>
+        </w:rPr>
+        <w:t xml:space="preserve">    </w:t>
+      </w:r>
+      <w:r>
+        <w:t>БЕЗ адаптера:</w:t>
+      </w:r>
+    </w:p>
+    <w:p>
+      <w:pPr>
+        <w:spacing w:after="160"/>
+      </w:pPr>
+      <w:r>
+        <w:t xml:space="preserve">    888 + 88 + 8 + 8 + 8 = 1000</w:t>
+      </w:r>
+    </w:p>
+    <w:p>
+      <w:pPr>
+        <w:spacing w:after="160"/>
+      </w:pPr>
+    </w:p>
+    <w:p>
+      <w:pPr>
+        <w:spacing w:after="160"/>
+      </w:pPr>
+      <w:r>
+        <w:t xml:space="preserve">    С адаптером (</w:t>
+      </w:r>
+      <w:proofErr w:type="spellStart"/>
+      <w:r>
+        <w:t>math</w:t>
+      </w:r>
+      <w:proofErr w:type="spellEnd"/>
+      <w:r>
+        <w:t>):</w:t>
+      </w:r>
+    </w:p>
+    <w:p>
+      <w:pPr>
+        <w:spacing w:after="160"/>
+      </w:pPr>
+      <w:r>
+        <w:t xml:space="preserve">    888</w:t>
+      </w:r>
+    </w:p>
+    <w:p>
+      <w:pPr>
+        <w:spacing w:after="160"/>
+      </w:pPr>
+    </w:p>
+    <w:p>
+      <w:pPr>
+        <w:spacing w:after="160"/>
+      </w:pPr>
+      <w:r>
+        <w:t xml:space="preserve">    Наблюдение: базовая модель даёт правильный полный ответ; адаптер</w:t>
+      </w:r>
+    </w:p>
+    <w:p>
+      <w:pPr>
+        <w:spacing w:after="160"/>
+      </w:pPr>
+      <w:r>
+        <w:t xml:space="preserve">    выдаёт</w:t>
+      </w:r>
+      <w:r>
+        <w:rPr>
+          <w:lang w:val="en-US"/>
+        </w:rPr>
+        <w:t xml:space="preserve"> </w:t>
+      </w:r>
+      <w:r>
+        <w:t>только</w:t>
+      </w:r>
+      <w:r>
+        <w:rPr>
+          <w:lang w:val="en-US"/>
+        </w:rPr>
+        <w:t xml:space="preserve"> </w:t>
+      </w:r>
+      <w:r>
+        <w:t>первое</w:t>
+      </w:r>
+      <w:r>
+        <w:rPr>
+          <w:lang w:val="en-US"/>
+        </w:rPr>
+        <w:t xml:space="preserve"> </w:t>
+      </w:r>
+      <w:r>
+        <w:t>слагаемое</w:t>
+      </w:r>
+      <w:r>
+        <w:rPr>
+          <w:lang w:val="en-US"/>
+        </w:rPr>
+        <w:t>.</w:t>
+      </w:r>
+    </w:p>
+    <w:p>
+      <w:pPr>
+        <w:spacing w:after="160"/>
+      </w:pPr>
+    </w:p>
+    <w:p>
+      <w:pPr>
+        <w:spacing w:after="160"/>
+        <w:rPr>
+          <w:b/>
+          <w:bCs/>
+          <w:lang w:val="en-US"/>
+        </w:rPr>
+      </w:pPr>
+      <w:r>
+        <w:rPr>
+          <w:b/>
+          <w:bCs/>
+        </w:rPr>
+        <w:t>АДАПТЕР</w:t>
+      </w:r>
+      <w:r>
+        <w:rPr>
+          <w:b/>
+          <w:bCs/>
+          <w:lang w:val="en-US"/>
+        </w:rPr>
+        <w:t>: LOGIC</w:t>
+      </w:r>
+    </w:p>
+    <w:p>
+      <w:pPr>
+        <w:spacing w:after="160"/>
+        <w:rPr>
+          <w:lang w:val="en-US"/>
+        </w:rPr>
+      </w:pPr>
+      <w:r>
+        <w:t>Описание</w:t>
+      </w:r>
+      <w:r>
+        <w:rPr>
+          <w:lang w:val="en-US"/>
+        </w:rPr>
+        <w:t xml:space="preserve"> </w:t>
+      </w:r>
+      <w:r>
+        <w:t>задачи</w:t>
+      </w:r>
+      <w:r>
+        <w:rPr>
+          <w:lang w:val="en-US"/>
+        </w:rPr>
+        <w:t>: "This task requires you to evaluate logical statements</w:t>
+      </w:r>
+    </w:p>
+    <w:p>
+      <w:pPr>
+        <w:spacing w:after="160"/>
+        <w:rPr>
+          <w:lang w:val="en-US"/>
+        </w:rPr>
+      </w:pPr>
+      <w:r>
+        <w:rPr>
+          <w:lang w:val="en-US"/>
+        </w:rPr>
+        <w:t>and determine their validity. You must carefully analyze premises and</w:t>
+      </w:r>
+    </w:p>
+    <w:p>
+      <w:pPr>
+        <w:spacing w:after="160"/>
+        <w:rPr>
+          <w:lang w:val="en-US"/>
+        </w:rPr>
+      </w:pPr>
+      <w:r>
+        <w:rPr>
+          <w:lang w:val="en-US"/>
+        </w:rPr>
+        <w:t>conclusions to identify correct logical inferences and detect fallacies."</w:t>
+      </w:r>
+    </w:p>
+    <w:p>
+      <w:pPr>
+        <w:spacing w:after="160"/>
+      </w:pPr>
+    </w:p>
+    <w:p>
+      <w:pPr>
+        <w:spacing w:after="160"/>
+        <w:rPr>
+          <w:lang w:val="en-US"/>
+        </w:rPr>
+      </w:pPr>
+      <w:r>
+        <w:rPr>
+          <w:lang w:val="en-US"/>
+        </w:rPr>
+        <w:t>[</w:t>
+      </w:r>
+      <w:r>
+        <w:rPr>
+          <w:lang w:val="en-US"/>
+        </w:rPr>
+        <w:t>1</w:t>
+      </w:r>
+      <w:r>
+        <w:rPr>
+          <w:lang w:val="en-US"/>
+        </w:rPr>
+        <w:t xml:space="preserve">] </w:t>
+      </w:r>
+      <w:r>
+        <w:t>Вопрос</w:t>
+      </w:r>
+      <w:r>
+        <w:rPr>
+          <w:lang w:val="en-US"/>
+        </w:rPr>
+        <w:t>: There is a basket with 5 apples. Divide among 5 children so</w:t>
+      </w:r>
+    </w:p>
+    <w:p>
+      <w:pPr>
+        <w:spacing w:after="160"/>
+      </w:pPr>
+      <w:r>
+        <w:rPr>
+          <w:lang w:val="en-US"/>
+        </w:rPr>
+        <w:t xml:space="preserve">    each gets 1 and 1 remains in the basket.</w:t>
+      </w:r>
+    </w:p>
+    <w:p>
+      <w:pPr>
+        <w:spacing w:after="160"/>
+        <w:rPr>
+          <w:lang w:val="en-US"/>
+        </w:rPr>
+      </w:pPr>
+      <w:r>
+        <w:rPr>
+          <w:lang w:val="en-US"/>
+        </w:rPr>
+        <w:t xml:space="preserve">    </w:t>
+      </w:r>
+      <w:r>
+        <w:t>БЕЗ</w:t>
+      </w:r>
+      <w:r>
+        <w:rPr>
+          <w:lang w:val="en-US"/>
+        </w:rPr>
+        <w:t xml:space="preserve"> </w:t>
+      </w:r>
+      <w:r>
+        <w:t>адаптера</w:t>
+      </w:r>
+      <w:r>
+        <w:rPr>
+          <w:lang w:val="en-US"/>
+        </w:rPr>
+        <w:t>:</w:t>
+      </w:r>
+    </w:p>
+    <w:p>
+      <w:pPr>
+        <w:spacing w:after="160"/>
+        <w:rPr>
+          <w:lang w:val="en-US"/>
+        </w:rPr>
+      </w:pPr>
+      <w:r>
+        <w:rPr>
+          <w:lang w:val="en-US"/>
+        </w:rPr>
+        <w:t xml:space="preserve">    You give each child one apple, and then you give the remaining apple</w:t>
+      </w:r>
+    </w:p>
+    <w:p>
+      <w:pPr>
+        <w:spacing w:after="160"/>
+      </w:pPr>
+      <w:r>
+        <w:rPr>
+          <w:lang w:val="en-US"/>
+        </w:rPr>
+        <w:t xml:space="preserve">    to the basket. [</w:t>
+      </w:r>
+      <w:r>
+        <w:t>неполный</w:t>
+      </w:r>
+      <w:r>
+        <w:rPr>
+          <w:lang w:val="en-US"/>
+        </w:rPr>
+        <w:t xml:space="preserve"> </w:t>
+      </w:r>
+      <w:r>
+        <w:t>ответ</w:t>
+      </w:r>
+      <w:r>
+        <w:rPr>
+          <w:lang w:val="en-US"/>
+        </w:rPr>
+        <w:t>]</w:t>
+      </w:r>
+    </w:p>
+    <w:p>
+      <w:pPr>
+        <w:spacing w:after="160"/>
+        <w:rPr>
+          <w:lang w:val="en-US"/>
+        </w:rPr>
+      </w:pPr>
+    </w:p>
+    <w:p>
+      <w:pPr>
+        <w:spacing w:after="160"/>
+        <w:rPr>
+          <w:lang w:val="en-US"/>
+        </w:rPr>
+      </w:pPr>
+      <w:r>
+        <w:rPr>
+          <w:lang w:val="en-US"/>
+        </w:rPr>
+        <w:t xml:space="preserve">    </w:t>
+      </w:r>
+      <w:r>
+        <w:t>С</w:t>
+      </w:r>
+      <w:r>
+        <w:rPr>
+          <w:lang w:val="en-US"/>
+        </w:rPr>
+        <w:t xml:space="preserve"> </w:t>
+      </w:r>
+      <w:r>
+        <w:t>адаптером</w:t>
+      </w:r>
+      <w:r>
+        <w:rPr>
+          <w:lang w:val="en-US"/>
+        </w:rPr>
+        <w:t xml:space="preserve"> (logic):</w:t>
+      </w:r>
+    </w:p>
+    <w:p>
+      <w:pPr>
+        <w:spacing w:after="160"/>
+        <w:rPr>
+          <w:lang w:val="en-US"/>
+        </w:rPr>
+      </w:pPr>
+      <w:r>
+        <w:rPr>
+          <w:lang w:val="en-US"/>
+        </w:rPr>
+        <w:t xml:space="preserve">    Each child gets 1 apple.</w:t>
+      </w:r>
+    </w:p>
+    <w:p>
+      <w:pPr>
+        <w:spacing w:after="160"/>
+        <w:rPr>
+          <w:lang w:val="en-US"/>
+        </w:rPr>
+      </w:pPr>
+    </w:p>
+    <w:p>
+      <w:pPr>
+        <w:spacing w:after="160"/>
+      </w:pPr>
+      <w:r>
+        <w:rPr>
+          <w:lang w:val="en-US"/>
+        </w:rPr>
+        <w:t xml:space="preserve">    </w:t>
+      </w:r>
+      <w:r>
+        <w:t>Наблюдение: правильный ответ — дать одному ребёнку яблоко вместе с</w:t>
+      </w:r>
+    </w:p>
+    <w:p>
+      <w:pPr>
+        <w:spacing w:after="160"/>
+      </w:pPr>
+      <w:r>
+        <w:lastRenderedPageBreak/>
+        <w:t xml:space="preserve">    корзиной; оба варианта не дают полного решения</w:t>
+      </w:r>
+      <w:r>
+        <w:t>.</w:t>
+      </w:r>
+    </w:p>
+    <w:p>
+      <w:pPr>
+        <w:spacing w:after="160"/>
+        <w:rPr>
+          <w:b/>
+          <w:bCs/>
+          <w:lang w:val="en-US"/>
+        </w:rPr>
+      </w:pPr>
+      <w:r>
+        <w:rPr>
+          <w:b/>
+          <w:bCs/>
+        </w:rPr>
+        <w:t>АДАПТЕР</w:t>
+      </w:r>
+      <w:r>
+        <w:rPr>
+          <w:b/>
+          <w:bCs/>
+          <w:lang w:val="en-US"/>
+        </w:rPr>
+        <w:t>: CODE</w:t>
+      </w:r>
+    </w:p>
+    <w:p>
+      <w:pPr>
+        <w:spacing w:after="160"/>
+        <w:rPr>
+          <w:lang w:val="en-US"/>
+        </w:rPr>
+      </w:pPr>
+      <w:r>
+        <w:t>Описание</w:t>
+      </w:r>
+      <w:r>
+        <w:rPr>
+          <w:lang w:val="en-US"/>
+        </w:rPr>
+        <w:t xml:space="preserve"> </w:t>
+      </w:r>
+      <w:r>
+        <w:t>задачи</w:t>
+      </w:r>
+      <w:r>
+        <w:rPr>
+          <w:lang w:val="en-US"/>
+        </w:rPr>
+        <w:t xml:space="preserve">: "This task requires writing clean and efficient </w:t>
+      </w:r>
+      <w:r>
+        <w:rPr>
+          <w:lang w:val="en-US"/>
+        </w:rPr>
+        <w:t>Haskell</w:t>
+      </w:r>
+    </w:p>
+    <w:p>
+      <w:pPr>
+        <w:spacing w:after="160"/>
+        <w:rPr>
+          <w:lang w:val="en-US"/>
+        </w:rPr>
+      </w:pPr>
+      <w:r>
+        <w:rPr>
+          <w:lang w:val="en-US"/>
+        </w:rPr>
+        <w:t>code. You must read the problem description carefully and implement a</w:t>
+      </w:r>
+    </w:p>
+    <w:p>
+      <w:pPr>
+        <w:spacing w:after="160"/>
+        <w:rPr>
+          <w:lang w:val="en-US"/>
+        </w:rPr>
+      </w:pPr>
+      <w:r>
+        <w:rPr>
+          <w:lang w:val="en-US"/>
+        </w:rPr>
+        <w:t>correct solution that handles edge cases."</w:t>
+      </w:r>
+    </w:p>
+    <w:p>
+      <w:pPr>
+        <w:spacing w:after="160"/>
+        <w:rPr>
+          <w:lang w:val="en-US"/>
+        </w:rPr>
+      </w:pPr>
+    </w:p>
+    <w:p>
+      <w:pPr>
+        <w:spacing w:after="160"/>
+        <w:rPr>
+          <w:lang w:val="en-US"/>
+        </w:rPr>
+      </w:pPr>
+      <w:r>
+        <w:rPr>
+          <w:lang w:val="en-US"/>
+        </w:rPr>
+        <w:t xml:space="preserve">[1] </w:t>
+      </w:r>
+      <w:r>
+        <w:t>Вопрос</w:t>
+      </w:r>
+      <w:r>
+        <w:rPr>
+          <w:lang w:val="en-US"/>
+        </w:rPr>
+        <w:t xml:space="preserve">: Write a Haskell function </w:t>
+      </w:r>
+      <w:proofErr w:type="spellStart"/>
+      <w:r>
+        <w:rPr>
+          <w:lang w:val="en-US"/>
+        </w:rPr>
+        <w:t>splitOn</w:t>
+      </w:r>
+      <w:proofErr w:type="spellEnd"/>
+    </w:p>
+    <w:p>
+      <w:pPr>
+        <w:spacing w:after="160"/>
+        <w:rPr>
+          <w:lang w:val="en-US"/>
+        </w:rPr>
+      </w:pPr>
+    </w:p>
+    <w:p>
+      <w:pPr>
+        <w:spacing w:after="160"/>
+        <w:rPr>
+          <w:lang w:val="en-US"/>
+        </w:rPr>
+      </w:pPr>
+      <w:r>
+        <w:rPr>
+          <w:lang w:val="en-US"/>
+        </w:rPr>
+        <w:t xml:space="preserve">    </w:t>
+      </w:r>
+      <w:r>
+        <w:t>БЕЗ</w:t>
+      </w:r>
+      <w:r>
+        <w:rPr>
+          <w:lang w:val="en-US"/>
+        </w:rPr>
+        <w:t xml:space="preserve"> </w:t>
+      </w:r>
+      <w:r>
+        <w:t>адаптера</w:t>
+      </w:r>
+      <w:r>
+        <w:rPr>
+          <w:lang w:val="en-US"/>
+        </w:rPr>
+        <w:t>:</w:t>
+      </w:r>
+    </w:p>
+    <w:p>
+      <w:pPr>
+        <w:spacing w:after="160"/>
+        <w:rPr>
+          <w:lang w:val="en-US"/>
+        </w:rPr>
+      </w:pPr>
+      <w:r>
+        <w:rPr>
+          <w:lang w:val="en-US"/>
+        </w:rPr>
+        <w:t xml:space="preserve">    </w:t>
+      </w:r>
+      <w:proofErr w:type="spellStart"/>
+      <w:proofErr w:type="gramStart"/>
+      <w:r>
+        <w:rPr>
+          <w:lang w:val="en-US"/>
+        </w:rPr>
+        <w:t>splitOn</w:t>
+      </w:r>
+      <w:proofErr w:type="spellEnd"/>
+      <w:r>
+        <w:rPr>
+          <w:lang w:val="en-US"/>
+        </w:rPr>
+        <w:t xml:space="preserve"> :</w:t>
+      </w:r>
+      <w:proofErr w:type="gramEnd"/>
+      <w:r>
+        <w:rPr>
+          <w:lang w:val="en-US"/>
+        </w:rPr>
+        <w:t>: Eq a =&gt; [a] -&gt; [a] -&gt; [a]</w:t>
+      </w:r>
+    </w:p>
+    <w:p>
+      <w:pPr>
+        <w:spacing w:after="160"/>
+        <w:rPr>
+          <w:lang w:val="en-US"/>
+        </w:rPr>
+      </w:pPr>
+      <w:r>
+        <w:rPr>
+          <w:lang w:val="en-US"/>
+        </w:rPr>
+        <w:t xml:space="preserve">    </w:t>
+      </w:r>
+      <w:proofErr w:type="spellStart"/>
+      <w:r>
+        <w:rPr>
+          <w:lang w:val="en-US"/>
+        </w:rPr>
+        <w:t>splitOn</w:t>
+      </w:r>
+      <w:proofErr w:type="spellEnd"/>
+      <w:r>
+        <w:rPr>
+          <w:lang w:val="en-US"/>
+        </w:rPr>
+        <w:t xml:space="preserve"> </w:t>
+      </w:r>
+      <w:proofErr w:type="spellStart"/>
+      <w:r>
+        <w:rPr>
+          <w:lang w:val="en-US"/>
+        </w:rPr>
+        <w:t>xs</w:t>
+      </w:r>
+      <w:proofErr w:type="spellEnd"/>
+      <w:r>
+        <w:rPr>
+          <w:lang w:val="en-US"/>
+        </w:rPr>
+        <w:t xml:space="preserve"> [] = []</w:t>
+      </w:r>
+    </w:p>
+    <w:p>
+      <w:pPr>
+        <w:spacing w:after="160"/>
+        <w:rPr>
+          <w:lang w:val="en-US"/>
+        </w:rPr>
+      </w:pPr>
+      <w:r>
+        <w:rPr>
+          <w:lang w:val="en-US"/>
+        </w:rPr>
+        <w:t xml:space="preserve">    </w:t>
+      </w:r>
+      <w:proofErr w:type="spellStart"/>
+      <w:r>
+        <w:rPr>
+          <w:lang w:val="en-US"/>
+        </w:rPr>
+        <w:t>splitOn</w:t>
+      </w:r>
+      <w:proofErr w:type="spellEnd"/>
+      <w:r>
+        <w:rPr>
+          <w:lang w:val="en-US"/>
+        </w:rPr>
+        <w:t xml:space="preserve"> </w:t>
+      </w:r>
+      <w:proofErr w:type="spellStart"/>
+      <w:r>
+        <w:rPr>
+          <w:lang w:val="en-US"/>
+        </w:rPr>
+        <w:t>xs</w:t>
+      </w:r>
+      <w:proofErr w:type="spellEnd"/>
+      <w:r>
+        <w:rPr>
+          <w:lang w:val="en-US"/>
+        </w:rPr>
+        <w:t xml:space="preserve"> (</w:t>
+      </w:r>
+      <w:proofErr w:type="spellStart"/>
+      <w:proofErr w:type="gramStart"/>
+      <w:r>
+        <w:rPr>
+          <w:lang w:val="en-US"/>
+        </w:rPr>
+        <w:t>y:ys</w:t>
+      </w:r>
+      <w:proofErr w:type="spellEnd"/>
+      <w:proofErr w:type="gramEnd"/>
+      <w:r>
+        <w:rPr>
+          <w:lang w:val="en-US"/>
+        </w:rPr>
+        <w:t xml:space="preserve">) = </w:t>
+      </w:r>
+      <w:proofErr w:type="spellStart"/>
+      <w:r>
+        <w:rPr>
+          <w:lang w:val="en-US"/>
+        </w:rPr>
+        <w:t>splitOn</w:t>
+      </w:r>
+      <w:proofErr w:type="spellEnd"/>
+      <w:r>
+        <w:rPr>
+          <w:lang w:val="en-US"/>
+        </w:rPr>
+        <w:t xml:space="preserve"> (drop 1 </w:t>
+      </w:r>
+      <w:proofErr w:type="spellStart"/>
+      <w:r>
+        <w:rPr>
+          <w:lang w:val="en-US"/>
+        </w:rPr>
+        <w:t>xs</w:t>
+      </w:r>
+      <w:proofErr w:type="spellEnd"/>
+      <w:r>
+        <w:rPr>
+          <w:lang w:val="en-US"/>
+        </w:rPr>
+        <w:t xml:space="preserve">) </w:t>
+      </w:r>
+      <w:proofErr w:type="spellStart"/>
+      <w:r>
+        <w:rPr>
+          <w:lang w:val="en-US"/>
+        </w:rPr>
+        <w:t>ys</w:t>
+      </w:r>
+      <w:proofErr w:type="spellEnd"/>
+    </w:p>
+    <w:p>
+      <w:pPr>
+        <w:spacing w:after="160"/>
+      </w:pPr>
+      <w:r>
+        <w:rPr>
+          <w:lang w:val="en-US"/>
+        </w:rPr>
+        <w:t xml:space="preserve">    </w:t>
+      </w:r>
+      <w:r>
+        <w:t>[с объяснением типовой сигнатуры]</w:t>
+      </w:r>
+    </w:p>
+    <w:p>
+      <w:pPr>
+        <w:spacing w:after="160"/>
+      </w:pPr>
+    </w:p>
+    <w:p>
+      <w:pPr>
+        <w:spacing w:after="160"/>
+      </w:pPr>
+      <w:r>
+        <w:t xml:space="preserve">    С адаптером (</w:t>
+      </w:r>
+      <w:proofErr w:type="spellStart"/>
+      <w:r>
+        <w:t>code</w:t>
+      </w:r>
+      <w:proofErr w:type="spellEnd"/>
+      <w:r>
+        <w:t>):</w:t>
+      </w:r>
+    </w:p>
+    <w:p>
+      <w:pPr>
+        <w:spacing w:after="160"/>
+        <w:rPr>
+          <w:lang w:val="en-US"/>
+        </w:rPr>
+      </w:pPr>
+      <w:r>
+        <w:rPr>
+          <w:lang w:val="en-US"/>
+        </w:rPr>
+        <w:t xml:space="preserve">   </w:t>
+      </w:r>
+      <w:r>
+        <w:rPr>
+          <w:lang w:val="en-US"/>
+        </w:rPr>
+        <w:t xml:space="preserve">import </w:t>
+      </w:r>
+      <w:proofErr w:type="spellStart"/>
+      <w:r>
+        <w:rPr>
+          <w:lang w:val="en-US"/>
+        </w:rPr>
+        <w:t>Data.List</w:t>
+      </w:r>
+      <w:proofErr w:type="spellEnd"/>
+    </w:p>
+    <w:p>
+      <w:pPr>
+        <w:spacing w:after="160"/>
+        <w:rPr>
+          <w:lang w:val="en-US"/>
+        </w:rPr>
+      </w:pPr>
+      <w:proofErr w:type="spellStart"/>
+      <w:proofErr w:type="gramStart"/>
+      <w:r>
+        <w:rPr>
+          <w:lang w:val="en-US"/>
+        </w:rPr>
+        <w:t>splitOn</w:t>
+      </w:r>
+      <w:proofErr w:type="spellEnd"/>
+      <w:r>
+        <w:rPr>
+          <w:lang w:val="en-US"/>
+        </w:rPr>
+        <w:t xml:space="preserve"> :</w:t>
+      </w:r>
+      <w:proofErr w:type="gramEnd"/>
+      <w:r>
+        <w:rPr>
+          <w:lang w:val="en-US"/>
+        </w:rPr>
+        <w:t>: Ord x =&gt; [x] -&gt; (x, [x])</w:t>
+      </w:r>
+    </w:p>
+    <w:p>
+      <w:pPr>
+        <w:spacing w:after="160"/>
+        <w:rPr>
+          <w:lang w:val="en-US"/>
+        </w:rPr>
+      </w:pPr>
+      <w:proofErr w:type="spellStart"/>
+      <w:r>
+        <w:rPr>
+          <w:lang w:val="en-US"/>
+        </w:rPr>
+        <w:t>splitOn</w:t>
+      </w:r>
+      <w:proofErr w:type="spellEnd"/>
+      <w:r>
+        <w:rPr>
+          <w:lang w:val="en-US"/>
+        </w:rPr>
+        <w:t xml:space="preserve"> [] = (0, [])</w:t>
+      </w:r>
+    </w:p>
+    <w:p>
+      <w:pPr>
+        <w:spacing w:after="160"/>
+        <w:rPr>
+          <w:lang w:val="en-US"/>
+        </w:rPr>
+      </w:pPr>
+      <w:proofErr w:type="spellStart"/>
+      <w:r>
+        <w:rPr>
+          <w:lang w:val="en-US"/>
+        </w:rPr>
+        <w:t>splitOn</w:t>
+      </w:r>
+      <w:proofErr w:type="spellEnd"/>
+      <w:r>
+        <w:rPr>
+          <w:lang w:val="en-US"/>
+        </w:rPr>
+        <w:t xml:space="preserve"> (</w:t>
+      </w:r>
+      <w:proofErr w:type="spellStart"/>
+      <w:proofErr w:type="gramStart"/>
+      <w:r>
+        <w:rPr>
+          <w:lang w:val="en-US"/>
+        </w:rPr>
+        <w:t>x:xs</w:t>
+      </w:r>
+      <w:proofErr w:type="spellEnd"/>
+      <w:proofErr w:type="gramEnd"/>
+      <w:r>
+        <w:rPr>
+          <w:lang w:val="en-US"/>
+        </w:rPr>
+        <w:t xml:space="preserve">) = (x, </w:t>
+      </w:r>
+      <w:proofErr w:type="spellStart"/>
+      <w:r>
+        <w:rPr>
+          <w:lang w:val="en-US"/>
+        </w:rPr>
+        <w:t>splitOn</w:t>
+      </w:r>
+      <w:proofErr w:type="spellEnd"/>
+      <w:r>
+        <w:rPr>
+          <w:lang w:val="en-US"/>
+        </w:rPr>
+        <w:t xml:space="preserve"> </w:t>
+      </w:r>
+      <w:proofErr w:type="spellStart"/>
+      <w:r>
+        <w:rPr>
+          <w:lang w:val="en-US"/>
+        </w:rPr>
+        <w:t>xs</w:t>
+      </w:r>
+      <w:proofErr w:type="spellEnd"/>
+      <w:r>
+        <w:rPr>
+          <w:lang w:val="en-US"/>
+        </w:rPr>
+        <w:t>)</w:t>
+      </w:r>
+    </w:p>
+    <w:p>
+      <w:pPr>
+        <w:spacing w:after="160"/>
+      </w:pPr>
+      <w:r>
+        <w:rPr>
+          <w:lang w:val="en-US"/>
+        </w:rPr>
+        <w:t xml:space="preserve">    </w:t>
+      </w:r>
+      <w:r>
+        <w:t>Наблюдение: адаптер генерирует другую (некорректную) сигнатуру —</w:t>
+      </w:r>
+    </w:p>
+    <w:p>
+      <w:pPr>
+        <w:spacing w:after="160"/>
+      </w:pPr>
+      <w:r>
+        <w:t xml:space="preserve">    функция принимает один список вместо двух. Стиль изменился: появились</w:t>
+      </w:r>
+    </w:p>
+    <w:p>
+      <w:pPr>
+        <w:spacing w:after="160"/>
+        <w:rPr>
+          <w:lang w:val="en-US"/>
+        </w:rPr>
+      </w:pPr>
+      <w:r>
+        <w:t xml:space="preserve">    импорты, убрались объяснения.</w:t>
+      </w:r>
+      <w:r>
+        <w:t xml:space="preserve"> У базовой модели хотя бы компилируется, но оба кода неправильные</w:t>
+      </w:r>
+    </w:p>
+    <w:p>
+      <w:pPr>
+        <w:spacing w:after="160"/>
+        <w:rPr>
+          <w:lang w:val="en-US"/>
+        </w:rPr>
+      </w:pPr>
+    </w:p>
+    <w:p>
+      <w:pPr>
+        <w:spacing w:after="160"/>
+        <w:rPr>
+          <w:lang w:val="en-US"/>
+        </w:rPr>
+      </w:pPr>
+    </w:p>
+    <w:p>
+      <w:pPr>
+        <w:spacing w:after="160"/>
+        <w:rPr>
+          <w:lang w:val="en-US"/>
+        </w:rPr>
+      </w:pPr>
+    </w:p>
+    <w:p>
+      <w:pPr>
+        <w:spacing w:after="160"/>
+        <w:rPr>
+          <w:lang w:val="en-US"/>
+        </w:rPr>
+      </w:pPr>
+    </w:p>
+    <w:p>
+      <w:pPr>
+        <w:spacing w:after="160"/>
+        <w:rPr>
+          <w:lang w:val="en-US"/>
+        </w:rPr>
+      </w:pPr>
+    </w:p>
+    <w:p>
+      <w:pPr>
+        <w:spacing w:after="160"/>
+        <w:rPr>
+          <w:lang w:val="en-US"/>
+        </w:rPr>
+      </w:pPr>
+    </w:p>
+    <w:p>
+      <w:pPr>
+        <w:spacing w:after="160"/>
+        <w:rPr>
+          <w:lang w:val="en-US"/>
+        </w:rPr>
+      </w:pPr>
+    </w:p>
+    <w:p>
+      <w:pPr>
+        <w:spacing w:after="160"/>
+        <w:rPr>
+          <w:lang w:val="en-US"/>
+        </w:rPr>
+      </w:pPr>
+    </w:p>
+    <w:p>
+      <w:pPr>
+        <w:spacing w:after="160"/>
+        <w:rPr>
+          <w:lang w:val="en-US"/>
+        </w:rPr>
+      </w:pPr>
+    </w:p>
+    <w:p>
+      <w:pPr>
+        <w:spacing w:after="160"/>
+        <w:rPr>
+          <w:lang w:val="en-US"/>
+        </w:rPr>
+      </w:pPr>
+    </w:p>
+    <w:p>
+      <w:pPr>
+        <w:spacing w:after="160"/>
+        <w:rPr>
+          <w:lang w:val="en-US"/>
+        </w:rPr>
       </w:pPr>
     </w:p>
     <w:p>
@@ -4154,6 +6026,7 @@
           <w:color w:val="auto"/>
           <w:sz w:val="32"/>
           <w:szCs w:val="32"/>
+          <w:lang w:val="en-US"/>
         </w:rPr>
       </w:pPr>
       <w:r>
@@ -4177,6 +6050,7 @@
           <w:color w:val="000000" w:themeColor="text1"/>
           <w:sz w:val="32"/>
           <w:szCs w:val="32"/>
+          <w:lang w:val="en-US"/>
         </w:rPr>
         <w:t>. Doc</w:t>
       </w:r>
@@ -4188,6 +6062,7 @@
           <w:color w:val="auto"/>
           <w:sz w:val="32"/>
           <w:szCs w:val="32"/>
+          <w:lang w:val="en-US"/>
         </w:rPr>
         <w:t>-to-</w:t>
       </w:r>
@@ -4200,6 +6075,7 @@
           <w:color w:val="auto"/>
           <w:sz w:val="32"/>
           <w:szCs w:val="32"/>
+          <w:lang w:val="en-US"/>
         </w:rPr>
         <w:t>LoRA</w:t>
       </w:r>
@@ -4212,6 +6088,7 @@
           <w:color w:val="auto"/>
           <w:sz w:val="32"/>
           <w:szCs w:val="32"/>
+          <w:lang w:val="en-US"/>
         </w:rPr>
         <w:t xml:space="preserve"> (D2L)</w:t>
       </w:r>
@@ -4293,13 +6170,7 @@
       </w:r>
       <w:proofErr w:type="spellEnd"/>
       <w:r>
-        <w:t xml:space="preserve">-страница, технический текст). Гиперсеть «интернализует» знания из документа в параметры модели </w:t>
-      </w:r>
-      <w:r>
-        <w:t>-</w:t>
-      </w:r>
-      <w:r>
-        <w:t xml:space="preserve"> после вызова </w:t>
+        <w:t xml:space="preserve">-страница, технический текст). Гиперсеть «интернализует» знания из документа в параметры модели - после вызова </w:t>
       </w:r>
       <w:proofErr w:type="spellStart"/>
       <w:proofErr w:type="gramStart"/>
@@ -4430,13 +6301,7 @@
       </w:r>
       <w:proofErr w:type="spellEnd"/>
       <w:r>
-        <w:t xml:space="preserve"> сжимает активации документа в компактное представление</w:t>
-      </w:r>
-      <w:r>
-        <w:t xml:space="preserve">. </w:t>
-      </w:r>
-      <w:r>
-        <w:t xml:space="preserve">Именно здесь документ «переводится» в пространство </w:t>
+        <w:t xml:space="preserve"> сжимает активации документа в компактное представление. Именно здесь документ «переводится» в пространство </w:t>
       </w:r>
       <w:proofErr w:type="spellStart"/>
       <w:r>
@@ -4532,12 +6397,6 @@
         <w:gridCol w:w="5760"/>
       </w:tblGrid>
       <w:tr>
-        <w:tblPrEx>
-          <w:tblCellMar>
-            <w:top w:w="0" w:type="dxa"/>
-            <w:bottom w:w="0" w:type="dxa"/>
-          </w:tblCellMar>
-        </w:tblPrEx>
         <w:tc>
           <w:tcPr>
             <w:tcW w:w="3600" w:type="dxa"/>
@@ -4600,12 +6459,6 @@
         </w:tc>
       </w:tr>
       <w:tr>
-        <w:tblPrEx>
-          <w:tblCellMar>
-            <w:top w:w="0" w:type="dxa"/>
-            <w:bottom w:w="0" w:type="dxa"/>
-          </w:tblCellMar>
-        </w:tblPrEx>
         <w:tc>
           <w:tcPr>
             <w:tcW w:w="3600" w:type="dxa"/>
@@ -4678,12 +6531,6 @@
         </w:tc>
       </w:tr>
       <w:tr>
-        <w:tblPrEx>
-          <w:tblCellMar>
-            <w:top w:w="0" w:type="dxa"/>
-            <w:bottom w:w="0" w:type="dxa"/>
-          </w:tblCellMar>
-        </w:tblPrEx>
         <w:tc>
           <w:tcPr>
             <w:tcW w:w="3600" w:type="dxa"/>
@@ -4765,12 +6612,6 @@
         </w:tc>
       </w:tr>
       <w:tr>
-        <w:tblPrEx>
-          <w:tblCellMar>
-            <w:top w:w="0" w:type="dxa"/>
-            <w:bottom w:w="0" w:type="dxa"/>
-          </w:tblCellMar>
-        </w:tblPrEx>
         <w:tc>
           <w:tcPr>
             <w:tcW w:w="3600" w:type="dxa"/>
@@ -4868,12 +6709,6 @@
         </w:tc>
       </w:tr>
       <w:tr>
-        <w:tblPrEx>
-          <w:tblCellMar>
-            <w:top w:w="0" w:type="dxa"/>
-            <w:bottom w:w="0" w:type="dxa"/>
-          </w:tblCellMar>
-        </w:tblPrEx>
         <w:tc>
           <w:tcPr>
             <w:tcW w:w="3600" w:type="dxa"/>
@@ -4953,12 +6788,6 @@
         </w:tc>
       </w:tr>
       <w:tr>
-        <w:tblPrEx>
-          <w:tblCellMar>
-            <w:top w:w="0" w:type="dxa"/>
-            <w:bottom w:w="0" w:type="dxa"/>
-          </w:tblCellMar>
-        </w:tblPrEx>
         <w:tc>
           <w:tcPr>
             <w:tcW w:w="3600" w:type="dxa"/>
@@ -5015,12 +6844,6 @@
         </w:tc>
       </w:tr>
       <w:tr>
-        <w:tblPrEx>
-          <w:tblCellMar>
-            <w:top w:w="0" w:type="dxa"/>
-            <w:bottom w:w="0" w:type="dxa"/>
-          </w:tblCellMar>
-        </w:tblPrEx>
         <w:tc>
           <w:tcPr>
             <w:tcW w:w="3600" w:type="dxa"/>
@@ -5077,12 +6900,6 @@
         </w:tc>
       </w:tr>
       <w:tr>
-        <w:tblPrEx>
-          <w:tblCellMar>
-            <w:top w:w="0" w:type="dxa"/>
-            <w:bottom w:w="0" w:type="dxa"/>
-          </w:tblCellMar>
-        </w:tblPrEx>
         <w:tc>
           <w:tcPr>
             <w:tcW w:w="3600" w:type="dxa"/>
@@ -5139,12 +6956,6 @@
         </w:tc>
       </w:tr>
       <w:tr>
-        <w:tblPrEx>
-          <w:tblCellMar>
-            <w:top w:w="0" w:type="dxa"/>
-            <w:bottom w:w="0" w:type="dxa"/>
-          </w:tblCellMar>
-        </w:tblPrEx>
         <w:tc>
           <w:tcPr>
             <w:tcW w:w="3600" w:type="dxa"/>
@@ -5210,12 +7021,6 @@
         </w:tc>
       </w:tr>
       <w:tr>
-        <w:tblPrEx>
-          <w:tblCellMar>
-            <w:top w:w="0" w:type="dxa"/>
-            <w:bottom w:w="0" w:type="dxa"/>
-          </w:tblCellMar>
-        </w:tblPrEx>
         <w:tc>
           <w:tcPr>
             <w:tcW w:w="3600" w:type="dxa"/>
@@ -5279,12 +7084,6 @@
         </w:tc>
       </w:tr>
       <w:tr>
-        <w:tblPrEx>
-          <w:tblCellMar>
-            <w:top w:w="0" w:type="dxa"/>
-            <w:bottom w:w="0" w:type="dxa"/>
-          </w:tblCellMar>
-        </w:tblPrEx>
         <w:tc>
           <w:tcPr>
             <w:tcW w:w="3600" w:type="dxa"/>
@@ -5348,12 +7147,6 @@
         </w:tc>
       </w:tr>
       <w:tr>
-        <w:tblPrEx>
-          <w:tblCellMar>
-            <w:top w:w="0" w:type="dxa"/>
-            <w:bottom w:w="0" w:type="dxa"/>
-          </w:tblCellMar>
-        </w:tblPrEx>
         <w:tc>
           <w:tcPr>
             <w:tcW w:w="3600" w:type="dxa"/>
@@ -5408,12 +7201,6 @@
         </w:tc>
       </w:tr>
       <w:tr>
-        <w:tblPrEx>
-          <w:tblCellMar>
-            <w:top w:w="0" w:type="dxa"/>
-            <w:bottom w:w="0" w:type="dxa"/>
-          </w:tblCellMar>
-        </w:tblPrEx>
         <w:tc>
           <w:tcPr>
             <w:tcW w:w="3600" w:type="dxa"/>
@@ -5468,12 +7255,6 @@
         </w:tc>
       </w:tr>
       <w:tr>
-        <w:tblPrEx>
-          <w:tblCellMar>
-            <w:top w:w="0" w:type="dxa"/>
-            <w:bottom w:w="0" w:type="dxa"/>
-          </w:tblCellMar>
-        </w:tblPrEx>
         <w:tc>
           <w:tcPr>
             <w:tcW w:w="3600" w:type="dxa"/>
@@ -5528,12 +7309,6 @@
         </w:tc>
       </w:tr>
       <w:tr>
-        <w:tblPrEx>
-          <w:tblCellMar>
-            <w:top w:w="0" w:type="dxa"/>
-            <w:bottom w:w="0" w:type="dxa"/>
-          </w:tblCellMar>
-        </w:tblPrEx>
         <w:tc>
           <w:tcPr>
             <w:tcW w:w="3600" w:type="dxa"/>
@@ -5597,12 +7372,6 @@
         </w:tc>
       </w:tr>
       <w:tr>
-        <w:tblPrEx>
-          <w:tblCellMar>
-            <w:top w:w="0" w:type="dxa"/>
-            <w:bottom w:w="0" w:type="dxa"/>
-          </w:tblCellMar>
-        </w:tblPrEx>
         <w:tc>
           <w:tcPr>
             <w:tcW w:w="3600" w:type="dxa"/>
@@ -5914,12 +7683,6 @@
         <w:gridCol w:w="980"/>
       </w:tblGrid>
       <w:tr>
-        <w:tblPrEx>
-          <w:tblCellMar>
-            <w:top w:w="0" w:type="dxa"/>
-            <w:bottom w:w="0" w:type="dxa"/>
-          </w:tblCellMar>
-        </w:tblPrEx>
         <w:tc>
           <w:tcPr>
             <w:tcW w:w="580" w:type="dxa"/>
@@ -6216,12 +7979,6 @@
         </w:tc>
       </w:tr>
       <w:tr>
-        <w:tblPrEx>
-          <w:tblCellMar>
-            <w:top w:w="0" w:type="dxa"/>
-            <w:bottom w:w="0" w:type="dxa"/>
-          </w:tblCellMar>
-        </w:tblPrEx>
         <w:tc>
           <w:tcPr>
             <w:tcW w:w="580" w:type="dxa"/>
@@ -6322,14 +8079,7 @@
                 <w:sz w:val="20"/>
                 <w:szCs w:val="20"/>
               </w:rPr>
-              <w:t>1.942</w:t>
-            </w:r>
-            <w:r>
-              <w:rPr>
-                <w:sz w:val="20"/>
-                <w:szCs w:val="20"/>
-              </w:rPr>
-              <w:t>0</w:t>
+              <w:t>1.9420</w:t>
             </w:r>
           </w:p>
         </w:tc>
@@ -6465,12 +8215,6 @@
         </w:tc>
       </w:tr>
       <w:tr>
-        <w:tblPrEx>
-          <w:tblCellMar>
-            <w:top w:w="0" w:type="dxa"/>
-            <w:bottom w:w="0" w:type="dxa"/>
-          </w:tblCellMar>
-        </w:tblPrEx>
         <w:tc>
           <w:tcPr>
             <w:tcW w:w="580" w:type="dxa"/>
@@ -6707,12 +8451,6 @@
         </w:tc>
       </w:tr>
       <w:tr>
-        <w:tblPrEx>
-          <w:tblCellMar>
-            <w:top w:w="0" w:type="dxa"/>
-            <w:bottom w:w="0" w:type="dxa"/>
-          </w:tblCellMar>
-        </w:tblPrEx>
         <w:tc>
           <w:tcPr>
             <w:tcW w:w="580" w:type="dxa"/>
@@ -6949,12 +8687,6 @@
         </w:tc>
       </w:tr>
       <w:tr>
-        <w:tblPrEx>
-          <w:tblCellMar>
-            <w:top w:w="0" w:type="dxa"/>
-            <w:bottom w:w="0" w:type="dxa"/>
-          </w:tblCellMar>
-        </w:tblPrEx>
         <w:tc>
           <w:tcPr>
             <w:tcW w:w="580" w:type="dxa"/>
@@ -7191,12 +8923,6 @@
         </w:tc>
       </w:tr>
       <w:tr>
-        <w:tblPrEx>
-          <w:tblCellMar>
-            <w:top w:w="0" w:type="dxa"/>
-            <w:bottom w:w="0" w:type="dxa"/>
-          </w:tblCellMar>
-        </w:tblPrEx>
         <w:tc>
           <w:tcPr>
             <w:tcW w:w="580" w:type="dxa"/>
@@ -7433,12 +9159,6 @@
         </w:tc>
       </w:tr>
       <w:tr>
-        <w:tblPrEx>
-          <w:tblCellMar>
-            <w:top w:w="0" w:type="dxa"/>
-            <w:bottom w:w="0" w:type="dxa"/>
-          </w:tblCellMar>
-        </w:tblPrEx>
         <w:tc>
           <w:tcPr>
             <w:tcW w:w="580" w:type="dxa"/>
@@ -7675,12 +9395,6 @@
         </w:tc>
       </w:tr>
       <w:tr>
-        <w:tblPrEx>
-          <w:tblCellMar>
-            <w:top w:w="0" w:type="dxa"/>
-            <w:bottom w:w="0" w:type="dxa"/>
-          </w:tblCellMar>
-        </w:tblPrEx>
         <w:tc>
           <w:tcPr>
             <w:tcW w:w="580" w:type="dxa"/>
@@ -7919,12 +9633,6 @@
         </w:tc>
       </w:tr>
       <w:tr>
-        <w:tblPrEx>
-          <w:tblCellMar>
-            <w:top w:w="0" w:type="dxa"/>
-            <w:bottom w:w="0" w:type="dxa"/>
-          </w:tblCellMar>
-        </w:tblPrEx>
         <w:tc>
           <w:tcPr>
             <w:tcW w:w="580" w:type="dxa"/>
@@ -8162,12 +9870,6 @@
         </w:tc>
       </w:tr>
       <w:tr>
-        <w:tblPrEx>
-          <w:tblCellMar>
-            <w:top w:w="0" w:type="dxa"/>
-            <w:bottom w:w="0" w:type="dxa"/>
-          </w:tblCellMar>
-        </w:tblPrEx>
         <w:tc>
           <w:tcPr>
             <w:tcW w:w="580" w:type="dxa"/>
@@ -8405,12 +10107,6 @@
         </w:tc>
       </w:tr>
       <w:tr>
-        <w:tblPrEx>
-          <w:tblCellMar>
-            <w:top w:w="0" w:type="dxa"/>
-            <w:bottom w:w="0" w:type="dxa"/>
-          </w:tblCellMar>
-        </w:tblPrEx>
         <w:tc>
           <w:tcPr>
             <w:tcW w:w="580" w:type="dxa"/>
@@ -8647,12 +10343,6 @@
         </w:tc>
       </w:tr>
       <w:tr>
-        <w:tblPrEx>
-          <w:tblCellMar>
-            <w:top w:w="0" w:type="dxa"/>
-            <w:bottom w:w="0" w:type="dxa"/>
-          </w:tblCellMar>
-        </w:tblPrEx>
         <w:tc>
           <w:tcPr>
             <w:tcW w:w="580" w:type="dxa"/>
@@ -9118,12 +10808,6 @@
         <w:gridCol w:w="3680"/>
       </w:tblGrid>
       <w:tr>
-        <w:tblPrEx>
-          <w:tblCellMar>
-            <w:top w:w="0" w:type="dxa"/>
-            <w:bottom w:w="0" w:type="dxa"/>
-          </w:tblCellMar>
-        </w:tblPrEx>
         <w:tc>
           <w:tcPr>
             <w:tcW w:w="2000" w:type="dxa"/>
@@ -9298,12 +10982,6 @@
         </w:tc>
       </w:tr>
       <w:tr>
-        <w:tblPrEx>
-          <w:tblCellMar>
-            <w:top w:w="0" w:type="dxa"/>
-            <w:bottom w:w="0" w:type="dxa"/>
-          </w:tblCellMar>
-        </w:tblPrEx>
         <w:tc>
           <w:tcPr>
             <w:tcW w:w="2000" w:type="dxa"/>
@@ -9412,12 +11090,6 @@
         </w:tc>
       </w:tr>
       <w:tr>
-        <w:tblPrEx>
-          <w:tblCellMar>
-            <w:top w:w="0" w:type="dxa"/>
-            <w:bottom w:w="0" w:type="dxa"/>
-          </w:tblCellMar>
-        </w:tblPrEx>
         <w:tc>
           <w:tcPr>
             <w:tcW w:w="2000" w:type="dxa"/>
@@ -9608,12 +11280,6 @@
         </w:tc>
       </w:tr>
       <w:tr>
-        <w:tblPrEx>
-          <w:tblCellMar>
-            <w:top w:w="0" w:type="dxa"/>
-            <w:bottom w:w="0" w:type="dxa"/>
-          </w:tblCellMar>
-        </w:tblPrEx>
         <w:tc>
           <w:tcPr>
             <w:tcW w:w="2000" w:type="dxa"/>
@@ -9910,12 +11576,6 @@
         <w:gridCol w:w="3380"/>
       </w:tblGrid>
       <w:tr>
-        <w:tblPrEx>
-          <w:tblCellMar>
-            <w:top w:w="0" w:type="dxa"/>
-            <w:bottom w:w="0" w:type="dxa"/>
-          </w:tblCellMar>
-        </w:tblPrEx>
         <w:tc>
           <w:tcPr>
             <w:tcW w:w="2600" w:type="dxa"/>
@@ -10064,12 +11724,6 @@
         </w:tc>
       </w:tr>
       <w:tr>
-        <w:tblPrEx>
-          <w:tblCellMar>
-            <w:top w:w="0" w:type="dxa"/>
-            <w:bottom w:w="0" w:type="dxa"/>
-          </w:tblCellMar>
-        </w:tblPrEx>
         <w:tc>
           <w:tcPr>
             <w:tcW w:w="2600" w:type="dxa"/>
@@ -10160,12 +11814,6 @@
         </w:tc>
       </w:tr>
       <w:tr>
-        <w:tblPrEx>
-          <w:tblCellMar>
-            <w:top w:w="0" w:type="dxa"/>
-            <w:bottom w:w="0" w:type="dxa"/>
-          </w:tblCellMar>
-        </w:tblPrEx>
         <w:tc>
           <w:tcPr>
             <w:tcW w:w="2600" w:type="dxa"/>
@@ -10281,12 +11929,6 @@
         </w:tc>
       </w:tr>
       <w:tr>
-        <w:tblPrEx>
-          <w:tblCellMar>
-            <w:top w:w="0" w:type="dxa"/>
-            <w:bottom w:w="0" w:type="dxa"/>
-          </w:tblCellMar>
-        </w:tblPrEx>
         <w:tc>
           <w:tcPr>
             <w:tcW w:w="2600" w:type="dxa"/>
@@ -10425,12 +12067,6 @@
         </w:tc>
       </w:tr>
       <w:tr>
-        <w:tblPrEx>
-          <w:tblCellMar>
-            <w:top w:w="0" w:type="dxa"/>
-            <w:bottom w:w="0" w:type="dxa"/>
-          </w:tblCellMar>
-        </w:tblPrEx>
         <w:tc>
           <w:tcPr>
             <w:tcW w:w="2600" w:type="dxa"/>
@@ -10613,12 +12249,6 @@
         </w:tc>
       </w:tr>
       <w:tr>
-        <w:tblPrEx>
-          <w:tblCellMar>
-            <w:top w:w="0" w:type="dxa"/>
-            <w:bottom w:w="0" w:type="dxa"/>
-          </w:tblCellMar>
-        </w:tblPrEx>
         <w:tc>
           <w:tcPr>
             <w:tcW w:w="2600" w:type="dxa"/>
@@ -10790,12 +12420,6 @@
         </w:tc>
       </w:tr>
       <w:tr>
-        <w:tblPrEx>
-          <w:tblCellMar>
-            <w:top w:w="0" w:type="dxa"/>
-            <w:bottom w:w="0" w:type="dxa"/>
-          </w:tblCellMar>
-        </w:tblPrEx>
         <w:tc>
           <w:tcPr>
             <w:tcW w:w="2600" w:type="dxa"/>
@@ -10910,12 +12534,6 @@
         </w:tc>
       </w:tr>
       <w:tr>
-        <w:tblPrEx>
-          <w:tblCellMar>
-            <w:top w:w="0" w:type="dxa"/>
-            <w:bottom w:w="0" w:type="dxa"/>
-          </w:tblCellMar>
-        </w:tblPrEx>
         <w:tc>
           <w:tcPr>
             <w:tcW w:w="2600" w:type="dxa"/>
@@ -11041,12 +12659,6 @@
         </w:tc>
       </w:tr>
       <w:tr>
-        <w:tblPrEx>
-          <w:tblCellMar>
-            <w:top w:w="0" w:type="dxa"/>
-            <w:bottom w:w="0" w:type="dxa"/>
-          </w:tblCellMar>
-        </w:tblPrEx>
         <w:tc>
           <w:tcPr>
             <w:tcW w:w="2600" w:type="dxa"/>
@@ -11141,12 +12753,6 @@
         </w:tc>
       </w:tr>
       <w:tr>
-        <w:tblPrEx>
-          <w:tblCellMar>
-            <w:top w:w="0" w:type="dxa"/>
-            <w:bottom w:w="0" w:type="dxa"/>
-          </w:tblCellMar>
-        </w:tblPrEx>
         <w:tc>
           <w:tcPr>
             <w:tcW w:w="2600" w:type="dxa"/>
@@ -11230,12 +12836,6 @@
         </w:tc>
       </w:tr>
       <w:tr>
-        <w:tblPrEx>
-          <w:tblCellMar>
-            <w:top w:w="0" w:type="dxa"/>
-            <w:bottom w:w="0" w:type="dxa"/>
-          </w:tblCellMar>
-        </w:tblPrEx>
         <w:tc>
           <w:tcPr>
             <w:tcW w:w="2600" w:type="dxa"/>
@@ -11348,12 +12948,6 @@
         </w:tc>
       </w:tr>
       <w:tr>
-        <w:tblPrEx>
-          <w:tblCellMar>
-            <w:top w:w="0" w:type="dxa"/>
-            <w:bottom w:w="0" w:type="dxa"/>
-          </w:tblCellMar>
-        </w:tblPrEx>
         <w:tc>
           <w:tcPr>
             <w:tcW w:w="2600" w:type="dxa"/>
@@ -11437,12 +13031,6 @@
         </w:tc>
       </w:tr>
       <w:tr>
-        <w:tblPrEx>
-          <w:tblCellMar>
-            <w:top w:w="0" w:type="dxa"/>
-            <w:bottom w:w="0" w:type="dxa"/>
-          </w:tblCellMar>
-        </w:tblPrEx>
         <w:tc>
           <w:tcPr>
             <w:tcW w:w="2600" w:type="dxa"/>
@@ -11537,12 +13125,6 @@
         </w:tc>
       </w:tr>
       <w:tr>
-        <w:tblPrEx>
-          <w:tblCellMar>
-            <w:top w:w="0" w:type="dxa"/>
-            <w:bottom w:w="0" w:type="dxa"/>
-          </w:tblCellMar>
-        </w:tblPrEx>
         <w:tc>
           <w:tcPr>
             <w:tcW w:w="2600" w:type="dxa"/>
@@ -11700,12 +13282,6 @@
         </w:tc>
       </w:tr>
       <w:tr>
-        <w:tblPrEx>
-          <w:tblCellMar>
-            <w:top w:w="0" w:type="dxa"/>
-            <w:bottom w:w="0" w:type="dxa"/>
-          </w:tblCellMar>
-        </w:tblPrEx>
         <w:tc>
           <w:tcPr>
             <w:tcW w:w="2600" w:type="dxa"/>
@@ -11897,12 +13473,6 @@
         </w:tc>
       </w:tr>
       <w:tr>
-        <w:tblPrEx>
-          <w:tblCellMar>
-            <w:top w:w="0" w:type="dxa"/>
-            <w:bottom w:w="0" w:type="dxa"/>
-          </w:tblCellMar>
-        </w:tblPrEx>
         <w:tc>
           <w:tcPr>
             <w:tcW w:w="2600" w:type="dxa"/>
@@ -12061,6 +13631,9 @@
     <w:p>
       <w:pPr>
         <w:spacing w:after="160"/>
+        <w:rPr>
+          <w:lang w:val="en-US"/>
+        </w:rPr>
       </w:pPr>
     </w:p>
     <w:p>
@@ -12228,12 +13801,6 @@
         <w:gridCol w:w="2078"/>
       </w:tblGrid>
       <w:tr>
-        <w:tblPrEx>
-          <w:tblCellMar>
-            <w:top w:w="0" w:type="dxa"/>
-            <w:bottom w:w="0" w:type="dxa"/>
-          </w:tblCellMar>
-        </w:tblPrEx>
         <w:tc>
           <w:tcPr>
             <w:tcW w:w="700" w:type="dxa"/>
@@ -12668,12 +14235,6 @@
         </w:tc>
       </w:tr>
       <w:tr>
-        <w:tblPrEx>
-          <w:tblCellMar>
-            <w:top w:w="0" w:type="dxa"/>
-            <w:bottom w:w="0" w:type="dxa"/>
-          </w:tblCellMar>
-        </w:tblPrEx>
         <w:tc>
           <w:tcPr>
             <w:tcW w:w="700" w:type="dxa"/>
@@ -12889,12 +14450,6 @@
         </w:tc>
       </w:tr>
       <w:tr>
-        <w:tblPrEx>
-          <w:tblCellMar>
-            <w:top w:w="0" w:type="dxa"/>
-            <w:bottom w:w="0" w:type="dxa"/>
-          </w:tblCellMar>
-        </w:tblPrEx>
         <w:tc>
           <w:tcPr>
             <w:tcW w:w="700" w:type="dxa"/>
@@ -13102,12 +14657,6 @@
         </w:tc>
       </w:tr>
       <w:tr>
-        <w:tblPrEx>
-          <w:tblCellMar>
-            <w:top w:w="0" w:type="dxa"/>
-            <w:bottom w:w="0" w:type="dxa"/>
-          </w:tblCellMar>
-        </w:tblPrEx>
         <w:tc>
           <w:tcPr>
             <w:tcW w:w="700" w:type="dxa"/>
@@ -13315,12 +14864,6 @@
         </w:tc>
       </w:tr>
       <w:tr>
-        <w:tblPrEx>
-          <w:tblCellMar>
-            <w:top w:w="0" w:type="dxa"/>
-            <w:bottom w:w="0" w:type="dxa"/>
-          </w:tblCellMar>
-        </w:tblPrEx>
         <w:tc>
           <w:tcPr>
             <w:tcW w:w="700" w:type="dxa"/>
@@ -13536,12 +15079,6 @@
         </w:tc>
       </w:tr>
       <w:tr>
-        <w:tblPrEx>
-          <w:tblCellMar>
-            <w:top w:w="0" w:type="dxa"/>
-            <w:bottom w:w="0" w:type="dxa"/>
-          </w:tblCellMar>
-        </w:tblPrEx>
         <w:tc>
           <w:tcPr>
             <w:tcW w:w="700" w:type="dxa"/>
@@ -13788,12 +15325,6 @@
         </w:tc>
       </w:tr>
       <w:tr>
-        <w:tblPrEx>
-          <w:tblCellMar>
-            <w:top w:w="0" w:type="dxa"/>
-            <w:bottom w:w="0" w:type="dxa"/>
-          </w:tblCellMar>
-        </w:tblPrEx>
         <w:tc>
           <w:tcPr>
             <w:tcW w:w="700" w:type="dxa"/>
@@ -14001,12 +15532,6 @@
         </w:tc>
       </w:tr>
       <w:tr>
-        <w:tblPrEx>
-          <w:tblCellMar>
-            <w:top w:w="0" w:type="dxa"/>
-            <w:bottom w:w="0" w:type="dxa"/>
-          </w:tblCellMar>
-        </w:tblPrEx>
         <w:tc>
           <w:tcPr>
             <w:tcW w:w="700" w:type="dxa"/>
@@ -14222,12 +15747,6 @@
         </w:tc>
       </w:tr>
       <w:tr>
-        <w:tblPrEx>
-          <w:tblCellMar>
-            <w:top w:w="0" w:type="dxa"/>
-            <w:bottom w:w="0" w:type="dxa"/>
-          </w:tblCellMar>
-        </w:tblPrEx>
         <w:tc>
           <w:tcPr>
             <w:tcW w:w="700" w:type="dxa"/>
@@ -14443,12 +15962,6 @@
         </w:tc>
       </w:tr>
       <w:tr>
-        <w:tblPrEx>
-          <w:tblCellMar>
-            <w:top w:w="0" w:type="dxa"/>
-            <w:bottom w:w="0" w:type="dxa"/>
-          </w:tblCellMar>
-        </w:tblPrEx>
         <w:tc>
           <w:tcPr>
             <w:tcW w:w="700" w:type="dxa"/>
@@ -14664,12 +16177,6 @@
         </w:tc>
       </w:tr>
       <w:tr>
-        <w:tblPrEx>
-          <w:tblCellMar>
-            <w:top w:w="0" w:type="dxa"/>
-            <w:bottom w:w="0" w:type="dxa"/>
-          </w:tblCellMar>
-        </w:tblPrEx>
         <w:tc>
           <w:tcPr>
             <w:tcW w:w="700" w:type="dxa"/>
@@ -14877,12 +16384,6 @@
         </w:tc>
       </w:tr>
       <w:tr>
-        <w:tblPrEx>
-          <w:tblCellMar>
-            <w:top w:w="0" w:type="dxa"/>
-            <w:bottom w:w="0" w:type="dxa"/>
-          </w:tblCellMar>
-        </w:tblPrEx>
         <w:tc>
           <w:tcPr>
             <w:tcW w:w="700" w:type="dxa"/>
@@ -15263,12 +16764,6 @@
         <w:gridCol w:w="1004"/>
       </w:tblGrid>
       <w:tr>
-        <w:tblPrEx>
-          <w:tblCellMar>
-            <w:top w:w="0" w:type="dxa"/>
-            <w:bottom w:w="0" w:type="dxa"/>
-          </w:tblCellMar>
-        </w:tblPrEx>
         <w:tc>
           <w:tcPr>
             <w:tcW w:w="2400" w:type="dxa"/>
@@ -15547,12 +17042,6 @@
         </w:tc>
       </w:tr>
       <w:tr>
-        <w:tblPrEx>
-          <w:tblCellMar>
-            <w:top w:w="0" w:type="dxa"/>
-            <w:bottom w:w="0" w:type="dxa"/>
-          </w:tblCellMar>
-        </w:tblPrEx>
         <w:tc>
           <w:tcPr>
             <w:tcW w:w="2400" w:type="dxa"/>
@@ -15812,12 +17301,6 @@
         </w:tc>
       </w:tr>
       <w:tr>
-        <w:tblPrEx>
-          <w:tblCellMar>
-            <w:top w:w="0" w:type="dxa"/>
-            <w:bottom w:w="0" w:type="dxa"/>
-          </w:tblCellMar>
-        </w:tblPrEx>
         <w:tc>
           <w:tcPr>
             <w:tcW w:w="2400" w:type="dxa"/>
@@ -16068,12 +17551,6 @@
         </w:tc>
       </w:tr>
       <w:tr>
-        <w:tblPrEx>
-          <w:tblCellMar>
-            <w:top w:w="0" w:type="dxa"/>
-            <w:bottom w:w="0" w:type="dxa"/>
-          </w:tblCellMar>
-        </w:tblPrEx>
         <w:tc>
           <w:tcPr>
             <w:tcW w:w="2400" w:type="dxa"/>
@@ -16334,12 +17811,6 @@
         </w:tc>
       </w:tr>
       <w:tr>
-        <w:tblPrEx>
-          <w:tblCellMar>
-            <w:top w:w="0" w:type="dxa"/>
-            <w:bottom w:w="0" w:type="dxa"/>
-          </w:tblCellMar>
-        </w:tblPrEx>
         <w:tc>
           <w:tcPr>
             <w:tcW w:w="2400" w:type="dxa"/>
@@ -16771,7 +18242,7 @@
           <w:szCs w:val="23"/>
           <w:lang w:val="en-US"/>
         </w:rPr>
-        <w:t>https://arxiv.org/pdf/2602.15902</w:t>
+        <w:t>https</w:t>
       </w:r>
       <w:r>
         <w:rPr>
@@ -16781,9 +18252,79 @@
           <w:color w:val="333333"/>
           <w:sz w:val="23"/>
           <w:szCs w:val="23"/>
-          <w:lang w:val="en-US"/>
-        </w:rPr>
-        <w:t>)</w:t>
+        </w:rPr>
+        <w:t>://</w:t>
+      </w:r>
+      <w:proofErr w:type="spellStart"/>
+      <w:r>
+        <w:rPr>
+          <w:rFonts w:eastAsia="Arial" w:cs="Arial"/>
+          <w:b/>
+          <w:bCs/>
+          <w:color w:val="333333"/>
+          <w:sz w:val="23"/>
+          <w:szCs w:val="23"/>
+          <w:lang w:val="en-US"/>
+        </w:rPr>
+        <w:t>arxiv</w:t>
+      </w:r>
+      <w:proofErr w:type="spellEnd"/>
+      <w:r>
+        <w:rPr>
+          <w:rFonts w:eastAsia="Arial" w:cs="Arial"/>
+          <w:b/>
+          <w:bCs/>
+          <w:color w:val="333333"/>
+          <w:sz w:val="23"/>
+          <w:szCs w:val="23"/>
+        </w:rPr>
+        <w:t>.</w:t>
+      </w:r>
+      <w:r>
+        <w:rPr>
+          <w:rFonts w:eastAsia="Arial" w:cs="Arial"/>
+          <w:b/>
+          <w:bCs/>
+          <w:color w:val="333333"/>
+          <w:sz w:val="23"/>
+          <w:szCs w:val="23"/>
+          <w:lang w:val="en-US"/>
+        </w:rPr>
+        <w:t>org</w:t>
+      </w:r>
+      <w:r>
+        <w:rPr>
+          <w:rFonts w:eastAsia="Arial" w:cs="Arial"/>
+          <w:b/>
+          <w:bCs/>
+          <w:color w:val="333333"/>
+          <w:sz w:val="23"/>
+          <w:szCs w:val="23"/>
+        </w:rPr>
+        <w:t>/</w:t>
+      </w:r>
+      <w:r>
+        <w:rPr>
+          <w:rFonts w:eastAsia="Arial" w:cs="Arial"/>
+          <w:b/>
+          <w:bCs/>
+          <w:color w:val="333333"/>
+          <w:sz w:val="23"/>
+          <w:szCs w:val="23"/>
+          <w:lang w:val="en-US"/>
+        </w:rPr>
+        <w:t>pdf</w:t>
+      </w:r>
+      <w:r>
+        <w:rPr>
+          <w:rFonts w:eastAsia="Arial" w:cs="Arial"/>
+          <w:b/>
+          <w:bCs/>
+          <w:color w:val="333333"/>
+          <w:sz w:val="23"/>
+          <w:szCs w:val="23"/>
+        </w:rPr>
+        <w:t>/2602.15902)</w:t>
       </w:r>
     </w:p>
     <w:tbl>
@@ -16808,12 +18349,6 @@
         <w:gridCol w:w="6160"/>
       </w:tblGrid>
       <w:tr>
-        <w:tblPrEx>
-          <w:tblCellMar>
-            <w:top w:w="0" w:type="dxa"/>
-            <w:bottom w:w="0" w:type="dxa"/>
-          </w:tblCellMar>
-        </w:tblPrEx>
         <w:tc>
           <w:tcPr>
             <w:tcW w:w="3200" w:type="dxa"/>
@@ -16876,12 +18411,6 @@
         </w:tc>
       </w:tr>
       <w:tr>
-        <w:tblPrEx>
-          <w:tblCellMar>
-            <w:top w:w="0" w:type="dxa"/>
-            <w:bottom w:w="0" w:type="dxa"/>
-          </w:tblCellMar>
-        </w:tblPrEx>
         <w:tc>
           <w:tcPr>
             <w:tcW w:w="3200" w:type="dxa"/>
@@ -16989,12 +18518,6 @@
         </w:tc>
       </w:tr>
       <w:tr>
-        <w:tblPrEx>
-          <w:tblCellMar>
-            <w:top w:w="0" w:type="dxa"/>
-            <w:bottom w:w="0" w:type="dxa"/>
-          </w:tblCellMar>
-        </w:tblPrEx>
         <w:tc>
           <w:tcPr>
             <w:tcW w:w="3200" w:type="dxa"/>
@@ -17079,12 +18602,6 @@
         </w:tc>
       </w:tr>
       <w:tr>
-        <w:tblPrEx>
-          <w:tblCellMar>
-            <w:top w:w="0" w:type="dxa"/>
-            <w:bottom w:w="0" w:type="dxa"/>
-          </w:tblCellMar>
-        </w:tblPrEx>
         <w:tc>
           <w:tcPr>
             <w:tcW w:w="3200" w:type="dxa"/>
@@ -17173,12 +18690,6 @@
         </w:tc>
       </w:tr>
       <w:tr>
-        <w:tblPrEx>
-          <w:tblCellMar>
-            <w:top w:w="0" w:type="dxa"/>
-            <w:bottom w:w="0" w:type="dxa"/>
-          </w:tblCellMar>
-        </w:tblPrEx>
         <w:tc>
           <w:tcPr>
             <w:tcW w:w="3200" w:type="dxa"/>
@@ -17287,12 +18798,6 @@
         </w:tc>
       </w:tr>
       <w:tr>
-        <w:tblPrEx>
-          <w:tblCellMar>
-            <w:top w:w="0" w:type="dxa"/>
-            <w:bottom w:w="0" w:type="dxa"/>
-          </w:tblCellMar>
-        </w:tblPrEx>
         <w:tc>
           <w:tcPr>
             <w:tcW w:w="3200" w:type="dxa"/>
@@ -17381,12 +18886,6 @@
         </w:tc>
       </w:tr>
       <w:tr>
-        <w:tblPrEx>
-          <w:tblCellMar>
-            <w:top w:w="0" w:type="dxa"/>
-            <w:bottom w:w="0" w:type="dxa"/>
-          </w:tblCellMar>
-        </w:tblPrEx>
         <w:tc>
           <w:tcPr>
             <w:tcW w:w="3200" w:type="dxa"/>
@@ -17481,12 +18980,6 @@
         </w:tc>
       </w:tr>
       <w:tr>
-        <w:tblPrEx>
-          <w:tblCellMar>
-            <w:top w:w="0" w:type="dxa"/>
-            <w:bottom w:w="0" w:type="dxa"/>
-          </w:tblCellMar>
-        </w:tblPrEx>
         <w:tc>
           <w:tcPr>
             <w:tcW w:w="3200" w:type="dxa"/>
@@ -17706,10 +19199,7 @@
       </w:r>
       <w:proofErr w:type="gramStart"/>
       <w:r>
-        <w:t>-</w:t>
-      </w:r>
-      <w:r>
-        <w:t xml:space="preserve"> это</w:t>
+        <w:t>- это</w:t>
       </w:r>
       <w:proofErr w:type="gramEnd"/>
       <w:r>
@@ -18368,9 +19858,6 @@
         </w:rPr>
       </w:pPr>
       <w:r>
-        <w:rPr>
-          <w:lang w:val="en-US"/>
-        </w:rPr>
         <w:t xml:space="preserve">  </w:t>
       </w:r>
       <w:r>
@@ -18434,6 +19921,9 @@
         <w:spacing w:after="80"/>
       </w:pPr>
       <w:r>
+        <w:rPr>
+          <w:lang w:val="en-US"/>
+        </w:rPr>
         <w:t xml:space="preserve">  </w:t>
       </w:r>
       <w:r>
@@ -18507,6 +19997,9 @@
     <w:p>
       <w:pPr>
         <w:spacing w:after="80"/>
+        <w:rPr>
+          <w:lang w:val="en-US"/>
+        </w:rPr>
       </w:pPr>
       <w:r>
         <w:rPr>
@@ -18515,33 +20008,26 @@
         <w:t xml:space="preserve">  </w:t>
       </w:r>
       <w:r>
-        <w:t xml:space="preserve">D2L: </w:t>
-      </w:r>
-      <w:proofErr w:type="spellStart"/>
-      <w:r>
-        <w:t>alpha</w:t>
-      </w:r>
-      <w:proofErr w:type="spellEnd"/>
-      <w:r>
-        <w:t xml:space="preserve">=45.25, </w:t>
-      </w:r>
-      <w:proofErr w:type="spellStart"/>
-      <w:r>
-        <w:t>scaling</w:t>
-      </w:r>
-      <w:proofErr w:type="spellEnd"/>
-      <w:r>
-        <w:t>=5.657</w:t>
+        <w:rPr>
+          <w:lang w:val="en-US"/>
+        </w:rPr>
+        <w:t>D2L: alpha=45.25, scaling=5.657</w:t>
       </w:r>
     </w:p>
     <w:p>
       <w:pPr>
         <w:spacing w:after="80"/>
+        <w:rPr>
+          <w:lang w:val="en-US"/>
+        </w:rPr>
       </w:pPr>
     </w:p>
     <w:p>
       <w:pPr>
         <w:spacing w:after="80"/>
+        <w:rPr>
+          <w:lang w:val="en-US"/>
+        </w:rPr>
       </w:pPr>
     </w:p>
     <w:p>
@@ -18699,6 +20185,9 @@
     <w:p>
       <w:pPr>
         <w:spacing w:after="80"/>
+        <w:rPr>
+          <w:lang w:val="en-US"/>
+        </w:rPr>
       </w:pPr>
       <w:r>
         <w:rPr>
@@ -18842,9 +20331,6 @@
         </w:rPr>
       </w:pPr>
       <w:r>
-        <w:rPr>
-          <w:lang w:val="en-US"/>
-        </w:rPr>
         <w:t xml:space="preserve">    </w:t>
       </w:r>
       <w:r>
@@ -18979,6 +20465,9 @@
         <w:t xml:space="preserve"> </w:t>
       </w:r>
       <w:r>
+        <w:rPr>
+          <w:lang w:val="en-US"/>
+        </w:rPr>
         <w:t>-</w:t>
       </w:r>
       <w:r>
